--- a/dev-portfolio/Developer Portfolio - Stephan Lensch (english).docx
+++ b/dev-portfolio/Developer Portfolio - Stephan Lensch (english).docx
@@ -4,7 +4,7 @@
   <w:body>
     <w:p>
       <w:pPr>
-        <w:pStyle w:val="berschrift1"/>
+        <w:pStyle w:val="Heading1"/>
         <w:jc w:val="center"/>
         <w:rPr>
           <w:rFonts w:asciiTheme="minorHAnsi" w:hAnsiTheme="minorHAnsi" w:cstheme="minorHAnsi"/>
@@ -94,7 +94,7 @@
     </w:p>
     <w:p>
       <w:pPr>
-        <w:pStyle w:val="berschrift1"/>
+        <w:pStyle w:val="Heading1"/>
         <w:jc w:val="center"/>
         <w:rPr>
           <w:rFonts w:asciiTheme="minorHAnsi" w:hAnsiTheme="minorHAnsi" w:cstheme="minorHAnsi"/>
@@ -145,7 +145,7 @@
     </w:p>
     <w:p>
       <w:pPr>
-        <w:pStyle w:val="berschrift2"/>
+        <w:pStyle w:val="Heading2"/>
         <w:rPr>
           <w:rFonts w:asciiTheme="minorHAnsi" w:hAnsiTheme="minorHAnsi" w:cstheme="minorHAnsi"/>
           <w:b/>
@@ -582,7 +582,7 @@
     </w:p>
     <w:p>
       <w:pPr>
-        <w:pStyle w:val="berschrift2"/>
+        <w:pStyle w:val="Heading2"/>
         <w:rPr>
           <w:rFonts w:asciiTheme="minorHAnsi" w:hAnsiTheme="minorHAnsi" w:cstheme="minorHAnsi"/>
           <w:b/>
@@ -1199,7 +1199,7 @@
     </w:tbl>
     <w:p>
       <w:pPr>
-        <w:pStyle w:val="berschrift2"/>
+        <w:pStyle w:val="Heading2"/>
         <w:rPr>
           <w:rFonts w:asciiTheme="minorHAnsi" w:hAnsiTheme="minorHAnsi" w:cstheme="minorHAnsi"/>
           <w:b/>
@@ -1853,7 +1853,7 @@
     </w:tbl>
     <w:p>
       <w:pPr>
-        <w:pStyle w:val="berschrift2"/>
+        <w:pStyle w:val="Heading2"/>
         <w:rPr>
           <w:rFonts w:asciiTheme="minorHAnsi" w:hAnsiTheme="minorHAnsi" w:cstheme="minorHAnsi"/>
           <w:b/>
@@ -1877,7 +1877,7 @@
     </w:p>
     <w:p>
       <w:pPr>
-        <w:pStyle w:val="berschrift2"/>
+        <w:pStyle w:val="Heading2"/>
         <w:rPr>
           <w:rFonts w:asciiTheme="minorHAnsi" w:hAnsiTheme="minorHAnsi" w:cstheme="minorHAnsi"/>
           <w:b/>
@@ -1890,7 +1890,7 @@
     </w:p>
     <w:p>
       <w:pPr>
-        <w:pStyle w:val="berschrift2"/>
+        <w:pStyle w:val="Heading2"/>
         <w:rPr>
           <w:rFonts w:asciiTheme="minorHAnsi" w:hAnsiTheme="minorHAnsi" w:cstheme="minorHAnsi"/>
           <w:b/>
@@ -2063,15 +2063,24 @@
               <w:pStyle w:val="Standard1"/>
               <w:rPr>
                 <w:rFonts w:asciiTheme="minorHAnsi" w:hAnsiTheme="minorHAnsi" w:cstheme="minorHAnsi"/>
-                <w:lang/>
-              </w:rPr>
-            </w:pPr>
-            <w:r>
-              <w:rPr>
-                <w:rFonts w:asciiTheme="minorHAnsi" w:hAnsiTheme="minorHAnsi" w:cstheme="minorHAnsi"/>
-                <w:lang/>
-              </w:rPr>
-              <w:t xml:space="preserve">NestJS, Spring Framework, Spring Boot, </w:t>
+                <w:lang w:val="en-US"/>
+              </w:rPr>
+            </w:pPr>
+            <w:proofErr w:type="spellStart"/>
+            <w:r>
+              <w:rPr>
+                <w:rFonts w:asciiTheme="minorHAnsi" w:hAnsiTheme="minorHAnsi" w:cstheme="minorHAnsi"/>
+                <w:lang w:val="en-US"/>
+              </w:rPr>
+              <w:t>NestJS</w:t>
+            </w:r>
+            <w:proofErr w:type="spellEnd"/>
+            <w:r>
+              <w:rPr>
+                <w:rFonts w:asciiTheme="minorHAnsi" w:hAnsiTheme="minorHAnsi" w:cstheme="minorHAnsi"/>
+                <w:lang w:val="en-US"/>
+              </w:rPr>
+              <w:t xml:space="preserve">, Spring Framework, Spring Boot, </w:t>
             </w:r>
             <w:r>
               <w:rPr>
@@ -2083,10 +2092,131 @@
             <w:r>
               <w:rPr>
                 <w:rFonts w:asciiTheme="minorHAnsi" w:hAnsiTheme="minorHAnsi" w:cstheme="minorHAnsi"/>
-                <w:lang/>
-              </w:rPr>
-              <w:t>Spring Data JPA, Spring Data REST, Spring Security, Spring Web Services, Spring REST, Hibernate, JAX-RS, JSON, JAX-WS, Swagger, Tomcat, Spring Security, Spring Cloud, Spring Sleuth, Netflix Hystrix, Netflix Ribbon, Netflix Zuul, Netflix Sleuth, Apache Solr, Apache Zookeeper, Spring Kafka, Spring Cloud Stream, Apache Camel, Apache CXF, Netflix Ribbon, Netflix Hystrix, Netflix Sleuth, Netflix Zuul, Apache Lucene, Apache Solr, Apache Zookeeper, Togglz, Spock, JUnit, Mockito, DbUnit, REST-asured, Gatling, Selenium, JMeter, PiTest</w:t>
-            </w:r>
+                <w:lang w:val="en-US"/>
+              </w:rPr>
+              <w:t xml:space="preserve">Spring Data JPA, Spring Data REST, Spring Security, Spring Web Services, Spring REST, Hibernate, JAX-RS, JSON, JAX-WS, Swagger, Tomcat, Spring Security, Spring Cloud, Spring Sleuth, Netflix Hystrix, Netflix Ribbon, Netflix </w:t>
+            </w:r>
+            <w:proofErr w:type="spellStart"/>
+            <w:r>
+              <w:rPr>
+                <w:rFonts w:asciiTheme="minorHAnsi" w:hAnsiTheme="minorHAnsi" w:cstheme="minorHAnsi"/>
+                <w:lang w:val="en-US"/>
+              </w:rPr>
+              <w:t>Zuul</w:t>
+            </w:r>
+            <w:proofErr w:type="spellEnd"/>
+            <w:r>
+              <w:rPr>
+                <w:rFonts w:asciiTheme="minorHAnsi" w:hAnsiTheme="minorHAnsi" w:cstheme="minorHAnsi"/>
+                <w:lang w:val="en-US"/>
+              </w:rPr>
+              <w:t xml:space="preserve">, Netflix Sleuth, Apache </w:t>
+            </w:r>
+            <w:proofErr w:type="spellStart"/>
+            <w:r>
+              <w:rPr>
+                <w:rFonts w:asciiTheme="minorHAnsi" w:hAnsiTheme="minorHAnsi" w:cstheme="minorHAnsi"/>
+                <w:lang w:val="en-US"/>
+              </w:rPr>
+              <w:t>Solr</w:t>
+            </w:r>
+            <w:proofErr w:type="spellEnd"/>
+            <w:r>
+              <w:rPr>
+                <w:rFonts w:asciiTheme="minorHAnsi" w:hAnsiTheme="minorHAnsi" w:cstheme="minorHAnsi"/>
+                <w:lang w:val="en-US"/>
+              </w:rPr>
+              <w:t xml:space="preserve">, Apache Zookeeper, Spring Kafka, Spring Cloud Stream, Apache Camel, Apache CXF, Netflix Ribbon, Netflix Hystrix, Netflix Sleuth, Netflix </w:t>
+            </w:r>
+            <w:proofErr w:type="spellStart"/>
+            <w:r>
+              <w:rPr>
+                <w:rFonts w:asciiTheme="minorHAnsi" w:hAnsiTheme="minorHAnsi" w:cstheme="minorHAnsi"/>
+                <w:lang w:val="en-US"/>
+              </w:rPr>
+              <w:t>Zuul</w:t>
+            </w:r>
+            <w:proofErr w:type="spellEnd"/>
+            <w:r>
+              <w:rPr>
+                <w:rFonts w:asciiTheme="minorHAnsi" w:hAnsiTheme="minorHAnsi" w:cstheme="minorHAnsi"/>
+                <w:lang w:val="en-US"/>
+              </w:rPr>
+              <w:t xml:space="preserve">, Apache Lucene, Apache </w:t>
+            </w:r>
+            <w:proofErr w:type="spellStart"/>
+            <w:r>
+              <w:rPr>
+                <w:rFonts w:asciiTheme="minorHAnsi" w:hAnsiTheme="minorHAnsi" w:cstheme="minorHAnsi"/>
+                <w:lang w:val="en-US"/>
+              </w:rPr>
+              <w:t>Solr</w:t>
+            </w:r>
+            <w:proofErr w:type="spellEnd"/>
+            <w:r>
+              <w:rPr>
+                <w:rFonts w:asciiTheme="minorHAnsi" w:hAnsiTheme="minorHAnsi" w:cstheme="minorHAnsi"/>
+                <w:lang w:val="en-US"/>
+              </w:rPr>
+              <w:t xml:space="preserve">, Apache Zookeeper, </w:t>
+            </w:r>
+            <w:proofErr w:type="spellStart"/>
+            <w:r>
+              <w:rPr>
+                <w:rFonts w:asciiTheme="minorHAnsi" w:hAnsiTheme="minorHAnsi" w:cstheme="minorHAnsi"/>
+                <w:lang w:val="en-US"/>
+              </w:rPr>
+              <w:t>Togglz</w:t>
+            </w:r>
+            <w:proofErr w:type="spellEnd"/>
+            <w:r>
+              <w:rPr>
+                <w:rFonts w:asciiTheme="minorHAnsi" w:hAnsiTheme="minorHAnsi" w:cstheme="minorHAnsi"/>
+                <w:lang w:val="en-US"/>
+              </w:rPr>
+              <w:t xml:space="preserve">, Spock, JUnit, Mockito, </w:t>
+            </w:r>
+            <w:proofErr w:type="spellStart"/>
+            <w:r>
+              <w:rPr>
+                <w:rFonts w:asciiTheme="minorHAnsi" w:hAnsiTheme="minorHAnsi" w:cstheme="minorHAnsi"/>
+                <w:lang w:val="en-US"/>
+              </w:rPr>
+              <w:t>DbUnit</w:t>
+            </w:r>
+            <w:proofErr w:type="spellEnd"/>
+            <w:r>
+              <w:rPr>
+                <w:rFonts w:asciiTheme="minorHAnsi" w:hAnsiTheme="minorHAnsi" w:cstheme="minorHAnsi"/>
+                <w:lang w:val="en-US"/>
+              </w:rPr>
+              <w:t>, REST-</w:t>
+            </w:r>
+            <w:proofErr w:type="spellStart"/>
+            <w:r>
+              <w:rPr>
+                <w:rFonts w:asciiTheme="minorHAnsi" w:hAnsiTheme="minorHAnsi" w:cstheme="minorHAnsi"/>
+                <w:lang w:val="en-US"/>
+              </w:rPr>
+              <w:t>asured</w:t>
+            </w:r>
+            <w:proofErr w:type="spellEnd"/>
+            <w:r>
+              <w:rPr>
+                <w:rFonts w:asciiTheme="minorHAnsi" w:hAnsiTheme="minorHAnsi" w:cstheme="minorHAnsi"/>
+                <w:lang w:val="en-US"/>
+              </w:rPr>
+              <w:t xml:space="preserve">, Gatling, Selenium, JMeter, </w:t>
+            </w:r>
+            <w:proofErr w:type="spellStart"/>
+            <w:r>
+              <w:rPr>
+                <w:rFonts w:asciiTheme="minorHAnsi" w:hAnsiTheme="minorHAnsi" w:cstheme="minorHAnsi"/>
+                <w:lang w:val="en-US"/>
+              </w:rPr>
+              <w:t>PiTest</w:t>
+            </w:r>
+            <w:proofErr w:type="spellEnd"/>
           </w:p>
         </w:tc>
       </w:tr>
@@ -2135,7 +2265,7 @@
               <w:pStyle w:val="Standard1"/>
               <w:rPr>
                 <w:rFonts w:asciiTheme="minorHAnsi" w:hAnsiTheme="minorHAnsi" w:cstheme="minorHAnsi"/>
-                <w:lang/>
+                <w:lang w:val="en-US"/>
               </w:rPr>
             </w:pPr>
             <w:r>
@@ -2148,10 +2278,147 @@
             <w:r>
               <w:rPr>
                 <w:rFonts w:asciiTheme="minorHAnsi" w:hAnsiTheme="minorHAnsi" w:cstheme="minorHAnsi"/>
-                <w:lang/>
-              </w:rPr>
-              <w:t>Vue, Nuxt, Vuetify, Angular, Angular material, Bootstrap, Ionic, react.js, handlebars.js, postal.js, npm, Grunt, Webpack, Jasmine, Galen, Geb, Thymeleaf, Swing, Eclipse RCP (swt), Apache Struts 2, servlet api, java server pages (jsp), Google tag manager, Usercentrics, Google analytics, Adobe analytics, Contentful</w:t>
-            </w:r>
+                <w:lang w:val="en-US"/>
+              </w:rPr>
+              <w:t xml:space="preserve">Vue, </w:t>
+            </w:r>
+            <w:proofErr w:type="spellStart"/>
+            <w:r>
+              <w:rPr>
+                <w:rFonts w:asciiTheme="minorHAnsi" w:hAnsiTheme="minorHAnsi" w:cstheme="minorHAnsi"/>
+                <w:lang w:val="en-US"/>
+              </w:rPr>
+              <w:t>Nuxt</w:t>
+            </w:r>
+            <w:proofErr w:type="spellEnd"/>
+            <w:r>
+              <w:rPr>
+                <w:rFonts w:asciiTheme="minorHAnsi" w:hAnsiTheme="minorHAnsi" w:cstheme="minorHAnsi"/>
+                <w:lang w:val="en-US"/>
+              </w:rPr>
+              <w:t xml:space="preserve">, </w:t>
+            </w:r>
+            <w:proofErr w:type="spellStart"/>
+            <w:r>
+              <w:rPr>
+                <w:rFonts w:asciiTheme="minorHAnsi" w:hAnsiTheme="minorHAnsi" w:cstheme="minorHAnsi"/>
+                <w:lang w:val="en-US"/>
+              </w:rPr>
+              <w:t>Vuetify</w:t>
+            </w:r>
+            <w:proofErr w:type="spellEnd"/>
+            <w:r>
+              <w:rPr>
+                <w:rFonts w:asciiTheme="minorHAnsi" w:hAnsiTheme="minorHAnsi" w:cstheme="minorHAnsi"/>
+                <w:lang w:val="en-US"/>
+              </w:rPr>
+              <w:t xml:space="preserve">, Angular, Angular material, Bootstrap, Ionic, react.js, handlebars.js, postal.js, </w:t>
+            </w:r>
+            <w:proofErr w:type="spellStart"/>
+            <w:r>
+              <w:rPr>
+                <w:rFonts w:asciiTheme="minorHAnsi" w:hAnsiTheme="minorHAnsi" w:cstheme="minorHAnsi"/>
+                <w:lang w:val="en-US"/>
+              </w:rPr>
+              <w:t>npm</w:t>
+            </w:r>
+            <w:proofErr w:type="spellEnd"/>
+            <w:r>
+              <w:rPr>
+                <w:rFonts w:asciiTheme="minorHAnsi" w:hAnsiTheme="minorHAnsi" w:cstheme="minorHAnsi"/>
+                <w:lang w:val="en-US"/>
+              </w:rPr>
+              <w:t xml:space="preserve">, Grunt, Webpack, Jasmine, Galen, Geb, </w:t>
+            </w:r>
+            <w:proofErr w:type="spellStart"/>
+            <w:r>
+              <w:rPr>
+                <w:rFonts w:asciiTheme="minorHAnsi" w:hAnsiTheme="minorHAnsi" w:cstheme="minorHAnsi"/>
+                <w:lang w:val="en-US"/>
+              </w:rPr>
+              <w:t>Thymeleaf</w:t>
+            </w:r>
+            <w:proofErr w:type="spellEnd"/>
+            <w:r>
+              <w:rPr>
+                <w:rFonts w:asciiTheme="minorHAnsi" w:hAnsiTheme="minorHAnsi" w:cstheme="minorHAnsi"/>
+                <w:lang w:val="en-US"/>
+              </w:rPr>
+              <w:t>, Swing, Eclipse RCP (</w:t>
+            </w:r>
+            <w:proofErr w:type="spellStart"/>
+            <w:r>
+              <w:rPr>
+                <w:rFonts w:asciiTheme="minorHAnsi" w:hAnsiTheme="minorHAnsi" w:cstheme="minorHAnsi"/>
+                <w:lang w:val="en-US"/>
+              </w:rPr>
+              <w:t>swt</w:t>
+            </w:r>
+            <w:proofErr w:type="spellEnd"/>
+            <w:r>
+              <w:rPr>
+                <w:rFonts w:asciiTheme="minorHAnsi" w:hAnsiTheme="minorHAnsi" w:cstheme="minorHAnsi"/>
+                <w:lang w:val="en-US"/>
+              </w:rPr>
+              <w:t xml:space="preserve">), Apache Struts 2, servlet </w:t>
+            </w:r>
+            <w:proofErr w:type="spellStart"/>
+            <w:r>
+              <w:rPr>
+                <w:rFonts w:asciiTheme="minorHAnsi" w:hAnsiTheme="minorHAnsi" w:cstheme="minorHAnsi"/>
+                <w:lang w:val="en-US"/>
+              </w:rPr>
+              <w:t>api</w:t>
+            </w:r>
+            <w:proofErr w:type="spellEnd"/>
+            <w:r>
+              <w:rPr>
+                <w:rFonts w:asciiTheme="minorHAnsi" w:hAnsiTheme="minorHAnsi" w:cstheme="minorHAnsi"/>
+                <w:lang w:val="en-US"/>
+              </w:rPr>
+              <w:t>, java server pages (</w:t>
+            </w:r>
+            <w:proofErr w:type="spellStart"/>
+            <w:r>
+              <w:rPr>
+                <w:rFonts w:asciiTheme="minorHAnsi" w:hAnsiTheme="minorHAnsi" w:cstheme="minorHAnsi"/>
+                <w:lang w:val="en-US"/>
+              </w:rPr>
+              <w:t>jsp</w:t>
+            </w:r>
+            <w:proofErr w:type="spellEnd"/>
+            <w:r>
+              <w:rPr>
+                <w:rFonts w:asciiTheme="minorHAnsi" w:hAnsiTheme="minorHAnsi" w:cstheme="minorHAnsi"/>
+                <w:lang w:val="en-US"/>
+              </w:rPr>
+              <w:t xml:space="preserve">), Google tag manager, </w:t>
+            </w:r>
+            <w:proofErr w:type="spellStart"/>
+            <w:r>
+              <w:rPr>
+                <w:rFonts w:asciiTheme="minorHAnsi" w:hAnsiTheme="minorHAnsi" w:cstheme="minorHAnsi"/>
+                <w:lang w:val="en-US"/>
+              </w:rPr>
+              <w:t>Usercentrics</w:t>
+            </w:r>
+            <w:proofErr w:type="spellEnd"/>
+            <w:r>
+              <w:rPr>
+                <w:rFonts w:asciiTheme="minorHAnsi" w:hAnsiTheme="minorHAnsi" w:cstheme="minorHAnsi"/>
+                <w:lang w:val="en-US"/>
+              </w:rPr>
+              <w:t xml:space="preserve">, Google analytics, Adobe analytics, </w:t>
+            </w:r>
+            <w:proofErr w:type="spellStart"/>
+            <w:r>
+              <w:rPr>
+                <w:rFonts w:asciiTheme="minorHAnsi" w:hAnsiTheme="minorHAnsi" w:cstheme="minorHAnsi"/>
+                <w:lang w:val="en-US"/>
+              </w:rPr>
+              <w:t>Contentful</w:t>
+            </w:r>
+            <w:proofErr w:type="spellEnd"/>
           </w:p>
         </w:tc>
       </w:tr>
@@ -2200,13 +2467,13 @@
               <w:pStyle w:val="Standard1"/>
               <w:rPr>
                 <w:rFonts w:asciiTheme="minorHAnsi" w:hAnsiTheme="minorHAnsi" w:cstheme="minorHAnsi"/>
-                <w:lang/>
-              </w:rPr>
-            </w:pPr>
-            <w:r>
-              <w:rPr>
-                <w:rFonts w:asciiTheme="minorHAnsi" w:hAnsiTheme="minorHAnsi" w:cstheme="minorHAnsi"/>
-                <w:lang/>
+                <w:lang w:val="en-US"/>
+              </w:rPr>
+            </w:pPr>
+            <w:r>
+              <w:rPr>
+                <w:rFonts w:asciiTheme="minorHAnsi" w:hAnsiTheme="minorHAnsi" w:cstheme="minorHAnsi"/>
+                <w:lang w:val="en-US"/>
               </w:rPr>
               <w:t>AWS, Azure, Heroku, Google Compute</w:t>
             </w:r>
@@ -2258,15 +2525,63 @@
               <w:pStyle w:val="Standard1"/>
               <w:rPr>
                 <w:rFonts w:asciiTheme="minorHAnsi" w:hAnsiTheme="minorHAnsi" w:cstheme="minorHAnsi"/>
-                <w:lang/>
-              </w:rPr>
-            </w:pPr>
-            <w:r>
-              <w:rPr>
-                <w:rFonts w:asciiTheme="minorHAnsi" w:hAnsiTheme="minorHAnsi" w:cstheme="minorHAnsi"/>
-                <w:lang/>
-              </w:rPr>
-              <w:t>Tomcat, Jetty, Apache HTTP, Undertow, NGINGX, Docker, Vagrant, Consul, Swarm, Google Compute, Wildfly, Kubernates, Akamai, Kibana, Elastic Search, Filebeat, Logstash, Prometheus, Grafana</w:t>
+                <w:lang w:val="en-US"/>
+              </w:rPr>
+            </w:pPr>
+            <w:r>
+              <w:rPr>
+                <w:rFonts w:asciiTheme="minorHAnsi" w:hAnsiTheme="minorHAnsi" w:cstheme="minorHAnsi"/>
+                <w:lang w:val="en-US"/>
+              </w:rPr>
+              <w:t xml:space="preserve">Tomcat, Jetty, Apache HTTP, Undertow, NGINGX, Docker, Vagrant, Consul, Swarm, Google Compute, </w:t>
+            </w:r>
+            <w:proofErr w:type="spellStart"/>
+            <w:r>
+              <w:rPr>
+                <w:rFonts w:asciiTheme="minorHAnsi" w:hAnsiTheme="minorHAnsi" w:cstheme="minorHAnsi"/>
+                <w:lang w:val="en-US"/>
+              </w:rPr>
+              <w:t>Wildfly</w:t>
+            </w:r>
+            <w:proofErr w:type="spellEnd"/>
+            <w:r>
+              <w:rPr>
+                <w:rFonts w:asciiTheme="minorHAnsi" w:hAnsiTheme="minorHAnsi" w:cstheme="minorHAnsi"/>
+                <w:lang w:val="en-US"/>
+              </w:rPr>
+              <w:t xml:space="preserve">, </w:t>
+            </w:r>
+            <w:proofErr w:type="spellStart"/>
+            <w:r>
+              <w:rPr>
+                <w:rFonts w:asciiTheme="minorHAnsi" w:hAnsiTheme="minorHAnsi" w:cstheme="minorHAnsi"/>
+                <w:lang w:val="en-US"/>
+              </w:rPr>
+              <w:t>Kubernates</w:t>
+            </w:r>
+            <w:proofErr w:type="spellEnd"/>
+            <w:r>
+              <w:rPr>
+                <w:rFonts w:asciiTheme="minorHAnsi" w:hAnsiTheme="minorHAnsi" w:cstheme="minorHAnsi"/>
+                <w:lang w:val="en-US"/>
+              </w:rPr>
+              <w:t xml:space="preserve">, Akamai, Kibana, Elastic Search, </w:t>
+            </w:r>
+            <w:proofErr w:type="spellStart"/>
+            <w:r>
+              <w:rPr>
+                <w:rFonts w:asciiTheme="minorHAnsi" w:hAnsiTheme="minorHAnsi" w:cstheme="minorHAnsi"/>
+                <w:lang w:val="en-US"/>
+              </w:rPr>
+              <w:t>Filebeat</w:t>
+            </w:r>
+            <w:proofErr w:type="spellEnd"/>
+            <w:r>
+              <w:rPr>
+                <w:rFonts w:asciiTheme="minorHAnsi" w:hAnsiTheme="minorHAnsi" w:cstheme="minorHAnsi"/>
+                <w:lang w:val="en-US"/>
+              </w:rPr>
+              <w:t>, Logstash, Prometheus, Grafana</w:t>
             </w:r>
           </w:p>
         </w:tc>
@@ -2316,13 +2631,13 @@
               <w:pStyle w:val="Standard1"/>
               <w:rPr>
                 <w:rFonts w:asciiTheme="minorHAnsi" w:hAnsiTheme="minorHAnsi" w:cstheme="minorHAnsi"/>
-                <w:lang/>
-              </w:rPr>
-            </w:pPr>
-            <w:r>
-              <w:rPr>
-                <w:rFonts w:asciiTheme="minorHAnsi" w:hAnsiTheme="minorHAnsi" w:cstheme="minorHAnsi"/>
-                <w:lang/>
+                <w:lang w:val="en-US"/>
+              </w:rPr>
+            </w:pPr>
+            <w:r>
+              <w:rPr>
+                <w:rFonts w:asciiTheme="minorHAnsi" w:hAnsiTheme="minorHAnsi" w:cstheme="minorHAnsi"/>
+                <w:lang w:val="en-US"/>
               </w:rPr>
               <w:t xml:space="preserve">MongoDB, </w:t>
             </w:r>
@@ -2336,10 +2651,35 @@
             <w:r>
               <w:rPr>
                 <w:rFonts w:asciiTheme="minorHAnsi" w:hAnsiTheme="minorHAnsi" w:cstheme="minorHAnsi"/>
-                <w:lang/>
-              </w:rPr>
-              <w:t>Apache Solr, Neo4J, Redis, Cloud Firestore</w:t>
-            </w:r>
+                <w:lang w:val="en-US"/>
+              </w:rPr>
+              <w:t xml:space="preserve">Apache </w:t>
+            </w:r>
+            <w:proofErr w:type="spellStart"/>
+            <w:r>
+              <w:rPr>
+                <w:rFonts w:asciiTheme="minorHAnsi" w:hAnsiTheme="minorHAnsi" w:cstheme="minorHAnsi"/>
+                <w:lang w:val="en-US"/>
+              </w:rPr>
+              <w:t>Solr</w:t>
+            </w:r>
+            <w:proofErr w:type="spellEnd"/>
+            <w:r>
+              <w:rPr>
+                <w:rFonts w:asciiTheme="minorHAnsi" w:hAnsiTheme="minorHAnsi" w:cstheme="minorHAnsi"/>
+                <w:lang w:val="en-US"/>
+              </w:rPr>
+              <w:t xml:space="preserve">, Neo4J, Redis, Cloud </w:t>
+            </w:r>
+            <w:proofErr w:type="spellStart"/>
+            <w:r>
+              <w:rPr>
+                <w:rFonts w:asciiTheme="minorHAnsi" w:hAnsiTheme="minorHAnsi" w:cstheme="minorHAnsi"/>
+                <w:lang w:val="en-US"/>
+              </w:rPr>
+              <w:t>Firestore</w:t>
+            </w:r>
+            <w:proofErr w:type="spellEnd"/>
           </w:p>
         </w:tc>
       </w:tr>
@@ -2388,13 +2728,13 @@
               <w:pStyle w:val="Standard1"/>
               <w:rPr>
                 <w:rFonts w:asciiTheme="minorHAnsi" w:hAnsiTheme="minorHAnsi" w:cstheme="minorHAnsi"/>
-                <w:lang/>
-              </w:rPr>
-            </w:pPr>
-            <w:r>
-              <w:rPr>
-                <w:rFonts w:asciiTheme="minorHAnsi" w:hAnsiTheme="minorHAnsi" w:cstheme="minorHAnsi"/>
-                <w:lang/>
+                <w:lang w:val="en-US"/>
+              </w:rPr>
+            </w:pPr>
+            <w:r>
+              <w:rPr>
+                <w:rFonts w:asciiTheme="minorHAnsi" w:hAnsiTheme="minorHAnsi" w:cstheme="minorHAnsi"/>
+                <w:lang w:val="en-US"/>
               </w:rPr>
               <w:t>PostgreSQL, MySQL, Azure SQL, Impala, H2, HSQLDB</w:t>
             </w:r>
@@ -2452,7 +2792,7 @@
             <w:r>
               <w:rPr>
                 <w:rFonts w:asciiTheme="minorHAnsi" w:hAnsiTheme="minorHAnsi" w:cstheme="minorHAnsi"/>
-                <w:lang/>
+                <w:lang w:val="en-US"/>
               </w:rPr>
               <w:t xml:space="preserve">Apache Kafka, </w:t>
             </w:r>
@@ -2475,7 +2815,7 @@
             <w:r>
               <w:rPr>
                 <w:rFonts w:asciiTheme="minorHAnsi" w:hAnsiTheme="minorHAnsi" w:cstheme="minorHAnsi"/>
-                <w:lang/>
+                <w:lang w:val="en-US"/>
               </w:rPr>
               <w:t>RabbitMQ, IBM MQSeries, Apache ActiveMQ, Bull</w:t>
             </w:r>
@@ -2534,7 +2874,7 @@
               <w:pStyle w:val="Standard1"/>
               <w:rPr>
                 <w:rFonts w:asciiTheme="minorHAnsi" w:hAnsiTheme="minorHAnsi" w:cstheme="minorHAnsi"/>
-                <w:lang/>
+                <w:lang w:val="en-US"/>
               </w:rPr>
             </w:pPr>
             <w:r>
@@ -2544,12 +2884,69 @@
               </w:rPr>
               <w:t xml:space="preserve">Gitlab Pipelines, </w:t>
             </w:r>
-            <w:r>
-              <w:rPr>
-                <w:rFonts w:asciiTheme="minorHAnsi" w:hAnsiTheme="minorHAnsi" w:cstheme="minorHAnsi"/>
-                <w:lang/>
-              </w:rPr>
-              <w:t>Github Actions, Azure Devops, Gitlab, Maven, Gradle, npm, grunt, webpack, Ansible, Vagrant, Docker, Bamboo, Sonar, JRebel, CVS, Subversion, Git, Stash, Sonar</w:t>
+            <w:proofErr w:type="spellStart"/>
+            <w:r>
+              <w:rPr>
+                <w:rFonts w:asciiTheme="minorHAnsi" w:hAnsiTheme="minorHAnsi" w:cstheme="minorHAnsi"/>
+                <w:lang w:val="en-US"/>
+              </w:rPr>
+              <w:t>Github</w:t>
+            </w:r>
+            <w:proofErr w:type="spellEnd"/>
+            <w:r>
+              <w:rPr>
+                <w:rFonts w:asciiTheme="minorHAnsi" w:hAnsiTheme="minorHAnsi" w:cstheme="minorHAnsi"/>
+                <w:lang w:val="en-US"/>
+              </w:rPr>
+              <w:t xml:space="preserve"> Actions, Azure </w:t>
+            </w:r>
+            <w:proofErr w:type="spellStart"/>
+            <w:r>
+              <w:rPr>
+                <w:rFonts w:asciiTheme="minorHAnsi" w:hAnsiTheme="minorHAnsi" w:cstheme="minorHAnsi"/>
+                <w:lang w:val="en-US"/>
+              </w:rPr>
+              <w:t>Devops</w:t>
+            </w:r>
+            <w:proofErr w:type="spellEnd"/>
+            <w:r>
+              <w:rPr>
+                <w:rFonts w:asciiTheme="minorHAnsi" w:hAnsiTheme="minorHAnsi" w:cstheme="minorHAnsi"/>
+                <w:lang w:val="en-US"/>
+              </w:rPr>
+              <w:t xml:space="preserve">, Gitlab, Maven, Gradle, </w:t>
+            </w:r>
+            <w:proofErr w:type="spellStart"/>
+            <w:r>
+              <w:rPr>
+                <w:rFonts w:asciiTheme="minorHAnsi" w:hAnsiTheme="minorHAnsi" w:cstheme="minorHAnsi"/>
+                <w:lang w:val="en-US"/>
+              </w:rPr>
+              <w:t>npm</w:t>
+            </w:r>
+            <w:proofErr w:type="spellEnd"/>
+            <w:r>
+              <w:rPr>
+                <w:rFonts w:asciiTheme="minorHAnsi" w:hAnsiTheme="minorHAnsi" w:cstheme="minorHAnsi"/>
+                <w:lang w:val="en-US"/>
+              </w:rPr>
+              <w:t xml:space="preserve">, grunt, webpack, Ansible, Vagrant, Docker, Bamboo, Sonar, </w:t>
+            </w:r>
+            <w:proofErr w:type="spellStart"/>
+            <w:r>
+              <w:rPr>
+                <w:rFonts w:asciiTheme="minorHAnsi" w:hAnsiTheme="minorHAnsi" w:cstheme="minorHAnsi"/>
+                <w:lang w:val="en-US"/>
+              </w:rPr>
+              <w:t>JRebel</w:t>
+            </w:r>
+            <w:proofErr w:type="spellEnd"/>
+            <w:r>
+              <w:rPr>
+                <w:rFonts w:asciiTheme="minorHAnsi" w:hAnsiTheme="minorHAnsi" w:cstheme="minorHAnsi"/>
+                <w:lang w:val="en-US"/>
+              </w:rPr>
+              <w:t>, CVS, Subversion, Git, Stash, Sonar</w:t>
             </w:r>
           </w:p>
         </w:tc>
@@ -2571,7 +2968,6 @@
               <w:rPr>
                 <w:rFonts w:asciiTheme="minorHAnsi" w:hAnsiTheme="minorHAnsi" w:cstheme="minorHAnsi"/>
                 <w:b/>
-                <w:lang/>
               </w:rPr>
             </w:pPr>
             <w:r>
@@ -2599,15 +2995,79 @@
               <w:pStyle w:val="Standard1"/>
               <w:rPr>
                 <w:rFonts w:asciiTheme="minorHAnsi" w:hAnsiTheme="minorHAnsi" w:cstheme="minorHAnsi"/>
-                <w:lang/>
-              </w:rPr>
-            </w:pPr>
-            <w:r>
-              <w:rPr>
-                <w:rFonts w:asciiTheme="minorHAnsi" w:hAnsiTheme="minorHAnsi" w:cstheme="minorHAnsi"/>
-                <w:lang/>
-              </w:rPr>
-              <w:t>Test Driven Development (TDD), Behavior Driven Development (BDD) Objektorientierte Programmierung (OOP), Aspect Oriented Programming (AOP), Paper Prototyping, Software Design Pattern, Consumer Driven Contracts, Datenmodellierung, Datenbankdesign, Continuous Integration, Continuous Delivery</w:t>
+                <w:lang w:val="en-US"/>
+              </w:rPr>
+            </w:pPr>
+            <w:r>
+              <w:rPr>
+                <w:rFonts w:asciiTheme="minorHAnsi" w:hAnsiTheme="minorHAnsi" w:cstheme="minorHAnsi"/>
+                <w:lang w:val="en-US"/>
+              </w:rPr>
+              <w:t xml:space="preserve">Test Driven Development (TDD), Behavior Driven Development (BDD) </w:t>
+            </w:r>
+            <w:proofErr w:type="spellStart"/>
+            <w:r>
+              <w:rPr>
+                <w:rFonts w:asciiTheme="minorHAnsi" w:hAnsiTheme="minorHAnsi" w:cstheme="minorHAnsi"/>
+                <w:lang w:val="en-US"/>
+              </w:rPr>
+              <w:t>Objektorientierte</w:t>
+            </w:r>
+            <w:proofErr w:type="spellEnd"/>
+            <w:r>
+              <w:rPr>
+                <w:rFonts w:asciiTheme="minorHAnsi" w:hAnsiTheme="minorHAnsi" w:cstheme="minorHAnsi"/>
+                <w:lang w:val="en-US"/>
+              </w:rPr>
+              <w:t xml:space="preserve"> </w:t>
+            </w:r>
+            <w:proofErr w:type="spellStart"/>
+            <w:r>
+              <w:rPr>
+                <w:rFonts w:asciiTheme="minorHAnsi" w:hAnsiTheme="minorHAnsi" w:cstheme="minorHAnsi"/>
+                <w:lang w:val="en-US"/>
+              </w:rPr>
+              <w:t>Programmierung</w:t>
+            </w:r>
+            <w:proofErr w:type="spellEnd"/>
+            <w:r>
+              <w:rPr>
+                <w:rFonts w:asciiTheme="minorHAnsi" w:hAnsiTheme="minorHAnsi" w:cstheme="minorHAnsi"/>
+                <w:lang w:val="en-US"/>
+              </w:rPr>
+              <w:t xml:space="preserve"> (OOP), Aspect Oriented Programming (AOP), Paper Prototyping, Software Design Pattern, Consumer Driven Contracts, </w:t>
+            </w:r>
+            <w:proofErr w:type="spellStart"/>
+            <w:r>
+              <w:rPr>
+                <w:rFonts w:asciiTheme="minorHAnsi" w:hAnsiTheme="minorHAnsi" w:cstheme="minorHAnsi"/>
+                <w:lang w:val="en-US"/>
+              </w:rPr>
+              <w:t>Datenmodellierung</w:t>
+            </w:r>
+            <w:proofErr w:type="spellEnd"/>
+            <w:r>
+              <w:rPr>
+                <w:rFonts w:asciiTheme="minorHAnsi" w:hAnsiTheme="minorHAnsi" w:cstheme="minorHAnsi"/>
+                <w:lang w:val="en-US"/>
+              </w:rPr>
+              <w:t xml:space="preserve">, </w:t>
+            </w:r>
+            <w:proofErr w:type="spellStart"/>
+            <w:r>
+              <w:rPr>
+                <w:rFonts w:asciiTheme="minorHAnsi" w:hAnsiTheme="minorHAnsi" w:cstheme="minorHAnsi"/>
+                <w:lang w:val="en-US"/>
+              </w:rPr>
+              <w:t>Datenbankdesign</w:t>
+            </w:r>
+            <w:proofErr w:type="spellEnd"/>
+            <w:r>
+              <w:rPr>
+                <w:rFonts w:asciiTheme="minorHAnsi" w:hAnsiTheme="minorHAnsi" w:cstheme="minorHAnsi"/>
+                <w:lang w:val="en-US"/>
+              </w:rPr>
+              <w:t>, Continuous Integration, Continuous Delivery</w:t>
             </w:r>
           </w:p>
         </w:tc>
@@ -2657,13 +3117,13 @@
               <w:pStyle w:val="Standard1"/>
               <w:rPr>
                 <w:rFonts w:asciiTheme="minorHAnsi" w:hAnsiTheme="minorHAnsi" w:cstheme="minorHAnsi"/>
-                <w:lang/>
-              </w:rPr>
-            </w:pPr>
-            <w:r>
-              <w:rPr>
-                <w:rFonts w:asciiTheme="minorHAnsi" w:hAnsiTheme="minorHAnsi" w:cstheme="minorHAnsi"/>
-                <w:lang/>
+                <w:lang w:val="en-US"/>
+              </w:rPr>
+            </w:pPr>
+            <w:r>
+              <w:rPr>
+                <w:rFonts w:asciiTheme="minorHAnsi" w:hAnsiTheme="minorHAnsi" w:cstheme="minorHAnsi"/>
+                <w:lang w:val="en-US"/>
               </w:rPr>
               <w:t>Scrum, Kanban, Extreme Programming (XP), Pair-Programming</w:t>
             </w:r>
@@ -2721,7 +3181,7 @@
             <w:r>
               <w:rPr>
                 <w:rFonts w:asciiTheme="minorHAnsi" w:hAnsiTheme="minorHAnsi" w:cstheme="minorHAnsi"/>
-                <w:lang/>
+                <w:lang w:val="en-US"/>
               </w:rPr>
               <w:t xml:space="preserve">JIRA, Confluence, </w:t>
             </w:r>
@@ -2888,7 +3348,7 @@
     </w:tbl>
     <w:p>
       <w:pPr>
-        <w:pStyle w:val="berschrift2"/>
+        <w:pStyle w:val="Heading2"/>
         <w:pBdr>
           <w:bottom w:val="single" w:sz="6" w:space="1" w:color="auto"/>
         </w:pBdr>
@@ -2913,7 +3373,7 @@
     </w:p>
     <w:p>
       <w:pPr>
-        <w:pStyle w:val="berschrift2"/>
+        <w:pStyle w:val="Heading2"/>
         <w:ind w:left="0"/>
         <w:rPr>
           <w:rFonts w:asciiTheme="minorHAnsi" w:hAnsiTheme="minorHAnsi" w:cstheme="minorHAnsi"/>
@@ -2927,7 +3387,7 @@
     </w:p>
     <w:p>
       <w:pPr>
-        <w:pStyle w:val="berschrift2"/>
+        <w:pStyle w:val="Heading2"/>
         <w:rPr>
           <w:rFonts w:asciiTheme="minorHAnsi" w:hAnsiTheme="minorHAnsi" w:cstheme="minorHAnsi"/>
           <w:b/>
@@ -3046,7 +3506,7 @@
     </w:p>
     <w:tbl>
       <w:tblPr>
-        <w:tblStyle w:val="Tabellenraster"/>
+        <w:tblStyle w:val="TableGrid"/>
         <w:tblW w:w="0" w:type="auto"/>
         <w:tblInd w:w="336" w:type="dxa"/>
         <w:tblBorders>
@@ -3096,7 +3556,7 @@
                 <w:szCs w:val="16"/>
                 <w:lang w:val="en-US"/>
               </w:rPr>
-              <w:t>1</w:t>
+              <w:t>4</w:t>
             </w:r>
             <w:r>
               <w:rPr>
@@ -3114,7 +3574,7 @@
                 <w:szCs w:val="16"/>
                 <w:lang w:val="en-US"/>
               </w:rPr>
-              <w:t>4</w:t>
+              <w:t>5</w:t>
             </w:r>
             <w:r>
               <w:rPr>
@@ -3132,7 +3592,16 @@
                 <w:szCs w:val="16"/>
                 <w:lang w:val="en-US"/>
               </w:rPr>
-              <w:t>01</w:t>
+              <w:t>0</w:t>
+            </w:r>
+            <w:r>
+              <w:rPr>
+                <w:rFonts w:asciiTheme="minorHAnsi" w:hAnsiTheme="minorHAnsi" w:cstheme="minorHAnsi"/>
+                <w:sz w:val="16"/>
+                <w:szCs w:val="16"/>
+                <w:lang w:val="en-US"/>
+              </w:rPr>
+              <w:t>8</w:t>
             </w:r>
             <w:r>
               <w:rPr>
@@ -3150,7 +3619,7 @@
                 <w:szCs w:val="16"/>
                 <w:lang w:val="en-US"/>
               </w:rPr>
-              <w:t>5</w:t>
+              <w:t>6</w:t>
             </w:r>
             <w:r>
               <w:rPr>
@@ -3173,26 +3642,18 @@
                 <w:rFonts w:asciiTheme="minorHAnsi" w:hAnsiTheme="minorHAnsi" w:cstheme="minorHAnsi"/>
                 <w:b/>
                 <w:bCs/>
-              </w:rPr>
-              <w:t xml:space="preserve">Digital </w:t>
-            </w:r>
-            <w:proofErr w:type="spellStart"/>
-            <w:r>
-              <w:rPr>
-                <w:rFonts w:asciiTheme="minorHAnsi" w:hAnsiTheme="minorHAnsi" w:cstheme="minorHAnsi"/>
-                <w:b/>
-                <w:bCs/>
-              </w:rPr>
-              <w:t>Stationary</w:t>
-            </w:r>
-            <w:proofErr w:type="spellEnd"/>
-            <w:r>
-              <w:rPr>
-                <w:rFonts w:asciiTheme="minorHAnsi" w:hAnsiTheme="minorHAnsi" w:cstheme="minorHAnsi"/>
-                <w:b/>
-                <w:bCs/>
-              </w:rPr>
-              <w:t xml:space="preserve"> Monitoring System</w:t>
+                <w:lang w:val="en-US"/>
+              </w:rPr>
+              <w:t xml:space="preserve">EV-Charging </w:t>
+            </w:r>
+            <w:r>
+              <w:rPr>
+                <w:rFonts w:asciiTheme="minorHAnsi" w:hAnsiTheme="minorHAnsi" w:cstheme="minorHAnsi"/>
+                <w:b/>
+                <w:bCs/>
+                <w:lang w:val="en-US"/>
+              </w:rPr>
+              <w:t>Platform</w:t>
             </w:r>
           </w:p>
         </w:tc>
@@ -3247,7 +3708,7 @@
                 <w:rFonts w:asciiTheme="minorHAnsi" w:hAnsiTheme="minorHAnsi" w:cstheme="minorHAnsi"/>
                 <w:lang w:val="en-US"/>
               </w:rPr>
-              <w:t>Measurement Technology</w:t>
+              <w:t>E-Mobility</w:t>
             </w:r>
           </w:p>
         </w:tc>
@@ -3318,7 +3779,7 @@
                 <w:iCs/>
                 <w:lang w:val="en-US"/>
               </w:rPr>
-              <w:t>Multiple user group-specific products need to be migrated to a unified technical platform. The goal is to share similar functionalities as reusable components while supporting user group-specific extensions.</w:t>
+              <w:t>For a provider of charging infrastructure managing over 2,000 charge points, a platform is to be built for billing of charging electricity, monitoring and configuration of charging stations, as well as coordination of external partners for maintenance. For end customers, a self-service portal is to be provided for ordering charging cards, viewing charging sessions and invoices, as well as support.</w:t>
             </w:r>
             <w:r>
               <w:rPr>
@@ -3472,7 +3933,7 @@
                 <w:rFonts w:asciiTheme="minorHAnsi" w:hAnsiTheme="minorHAnsi" w:cstheme="minorHAnsi"/>
                 <w:lang w:val="en-US"/>
               </w:rPr>
-              <w:t>Supporting the product team with requirements analysis</w:t>
+              <w:t>Technical conception of the platform</w:t>
             </w:r>
           </w:p>
           <w:p>
@@ -3502,67 +3963,53 @@
                 <w:rFonts w:asciiTheme="minorHAnsi" w:hAnsiTheme="minorHAnsi" w:cstheme="minorHAnsi"/>
                 <w:lang w:val="en-US"/>
               </w:rPr>
-              <w:t>Developing the new technical platform and an end-customer product built on it</w:t>
-            </w:r>
-          </w:p>
-          <w:p>
-            <w:pPr>
-              <w:pStyle w:val="Standard1"/>
-              <w:rPr>
-                <w:rFonts w:asciiTheme="minorHAnsi" w:hAnsiTheme="minorHAnsi" w:cstheme="minorHAnsi"/>
-                <w:lang w:val="en-US"/>
-              </w:rPr>
-            </w:pPr>
-            <w:r>
-              <w:rPr>
-                <w:rFonts w:asciiTheme="minorHAnsi" w:hAnsiTheme="minorHAnsi" w:cstheme="minorHAnsi"/>
-                <w:lang w:val="en-US"/>
-              </w:rPr>
-              <w:t>*</w:t>
-            </w:r>
-            <w:r>
-              <w:rPr>
-                <w:rFonts w:asciiTheme="minorHAnsi" w:hAnsiTheme="minorHAnsi" w:cstheme="minorHAnsi"/>
-                <w:lang w:val="en-US"/>
-              </w:rPr>
-              <w:t xml:space="preserve"> </w:t>
-            </w:r>
-            <w:r>
-              <w:rPr>
-                <w:rFonts w:asciiTheme="minorHAnsi" w:hAnsiTheme="minorHAnsi" w:cstheme="minorHAnsi"/>
-                <w:lang w:val="en-US"/>
-              </w:rPr>
-              <w:t>Building team expertise in technologies like Spring, MongoDB, and Kafka</w:t>
-            </w:r>
-          </w:p>
-          <w:p>
-            <w:pPr>
-              <w:pStyle w:val="Standard1"/>
-              <w:rPr>
-                <w:rFonts w:asciiTheme="minorHAnsi" w:hAnsiTheme="minorHAnsi" w:cstheme="minorHAnsi"/>
-                <w:lang w:val="en-US"/>
-              </w:rPr>
-            </w:pPr>
-            <w:r>
-              <w:rPr>
-                <w:rFonts w:asciiTheme="minorHAnsi" w:hAnsiTheme="minorHAnsi" w:cstheme="minorHAnsi"/>
-                <w:lang w:val="en-US"/>
-              </w:rPr>
-              <w:t>*</w:t>
-            </w:r>
-            <w:r>
-              <w:rPr>
-                <w:rFonts w:asciiTheme="minorHAnsi" w:hAnsiTheme="minorHAnsi" w:cstheme="minorHAnsi"/>
-                <w:lang w:val="en-US"/>
-              </w:rPr>
-              <w:t xml:space="preserve"> </w:t>
-            </w:r>
-            <w:r>
-              <w:rPr>
-                <w:rFonts w:asciiTheme="minorHAnsi" w:hAnsiTheme="minorHAnsi" w:cstheme="minorHAnsi"/>
-                <w:lang w:val="en-US"/>
-              </w:rPr>
-              <w:t>Cross-team architectural collaboration</w:t>
+              <w:t>Coordination with interface teams</w:t>
+            </w:r>
+          </w:p>
+          <w:p>
+            <w:pPr>
+              <w:pStyle w:val="Standard1"/>
+              <w:rPr>
+                <w:rFonts w:asciiTheme="minorHAnsi" w:hAnsiTheme="minorHAnsi" w:cstheme="minorHAnsi"/>
+                <w:lang w:val="en-US"/>
+              </w:rPr>
+            </w:pPr>
+            <w:r>
+              <w:rPr>
+                <w:rFonts w:asciiTheme="minorHAnsi" w:hAnsiTheme="minorHAnsi" w:cstheme="minorHAnsi"/>
+                <w:lang w:val="en-US"/>
+              </w:rPr>
+              <w:t xml:space="preserve">* </w:t>
+            </w:r>
+            <w:r>
+              <w:rPr>
+                <w:rFonts w:asciiTheme="minorHAnsi" w:hAnsiTheme="minorHAnsi" w:cstheme="minorHAnsi"/>
+                <w:lang w:val="en-US"/>
+              </w:rPr>
+              <w:t>Migration of the existing prototype into a robust Spring Boot application with multiple web-based clients for the different user groups of the platform</w:t>
+            </w:r>
+          </w:p>
+          <w:p>
+            <w:pPr>
+              <w:pStyle w:val="Standard1"/>
+              <w:rPr>
+                <w:rFonts w:asciiTheme="minorHAnsi" w:hAnsiTheme="minorHAnsi" w:cstheme="minorHAnsi"/>
+                <w:lang w:val="en-US"/>
+              </w:rPr>
+            </w:pPr>
+            <w:r>
+              <w:rPr>
+                <w:rFonts w:asciiTheme="minorHAnsi" w:hAnsiTheme="minorHAnsi" w:cstheme="minorHAnsi"/>
+                <w:lang w:val="en-US"/>
+              </w:rPr>
+              <w:t xml:space="preserve">* </w:t>
+            </w:r>
+            <w:r>
+              <w:rPr>
+                <w:rFonts w:asciiTheme="minorHAnsi" w:hAnsiTheme="minorHAnsi" w:cstheme="minorHAnsi"/>
+                <w:lang w:val="en-US"/>
+              </w:rPr>
+              <w:t>Modeling and (partial) automation of critical business processes in BPMN (Camunda)</w:t>
             </w:r>
           </w:p>
         </w:tc>
@@ -3665,7 +4112,6 @@
               <w:pStyle w:val="Standard1"/>
               <w:rPr>
                 <w:rFonts w:asciiTheme="minorHAnsi" w:hAnsiTheme="minorHAnsi" w:cstheme="minorHAnsi"/>
-                <w:lang/>
               </w:rPr>
             </w:pPr>
             <w:r>
@@ -3729,7 +4175,7 @@
                 <w:rFonts w:asciiTheme="minorHAnsi" w:hAnsiTheme="minorHAnsi" w:cstheme="minorHAnsi"/>
                 <w:lang w:val="en-US"/>
               </w:rPr>
-              <w:t>React, Typescript</w:t>
+              <w:t>React, Typescript, Playwright</w:t>
             </w:r>
           </w:p>
         </w:tc>
@@ -3783,13 +4229,13 @@
               <w:rPr>
                 <w:rFonts w:asciiTheme="minorHAnsi" w:hAnsiTheme="minorHAnsi" w:cstheme="minorHAnsi"/>
               </w:rPr>
-              <w:t>AWS, Docker,</w:t>
-            </w:r>
-            <w:r>
-              <w:rPr>
-                <w:rFonts w:asciiTheme="minorHAnsi" w:hAnsiTheme="minorHAnsi" w:cstheme="minorHAnsi"/>
-              </w:rPr>
-              <w:t xml:space="preserve"> </w:t>
+              <w:t>Azure</w:t>
+            </w:r>
+            <w:r>
+              <w:rPr>
+                <w:rFonts w:asciiTheme="minorHAnsi" w:hAnsiTheme="minorHAnsi" w:cstheme="minorHAnsi"/>
+              </w:rPr>
+              <w:t xml:space="preserve">, </w:t>
             </w:r>
             <w:proofErr w:type="spellStart"/>
             <w:r>
@@ -3803,20 +4249,62 @@
               <w:rPr>
                 <w:rFonts w:asciiTheme="minorHAnsi" w:hAnsiTheme="minorHAnsi" w:cstheme="minorHAnsi"/>
               </w:rPr>
-              <w:t>, Kafka</w:t>
-            </w:r>
-            <w:r>
-              <w:rPr>
-                <w:rFonts w:asciiTheme="minorHAnsi" w:hAnsiTheme="minorHAnsi" w:cstheme="minorHAnsi"/>
-              </w:rPr>
-              <w:t xml:space="preserve">, MongoDB, Terraform, </w:t>
+              <w:t xml:space="preserve">, </w:t>
             </w:r>
             <w:proofErr w:type="spellStart"/>
             <w:r>
               <w:rPr>
                 <w:rFonts w:asciiTheme="minorHAnsi" w:hAnsiTheme="minorHAnsi" w:cstheme="minorHAnsi"/>
               </w:rPr>
+              <w:t>Camunda</w:t>
+            </w:r>
+            <w:proofErr w:type="spellEnd"/>
+            <w:r>
+              <w:rPr>
+                <w:rFonts w:asciiTheme="minorHAnsi" w:hAnsiTheme="minorHAnsi" w:cstheme="minorHAnsi"/>
+              </w:rPr>
+              <w:t xml:space="preserve">, </w:t>
+            </w:r>
+            <w:r>
+              <w:rPr>
+                <w:rFonts w:asciiTheme="minorHAnsi" w:hAnsiTheme="minorHAnsi" w:cstheme="minorHAnsi"/>
+              </w:rPr>
+              <w:t xml:space="preserve">TIBCO EMS, SAP, </w:t>
+            </w:r>
+            <w:proofErr w:type="spellStart"/>
+            <w:r>
+              <w:rPr>
+                <w:rFonts w:asciiTheme="minorHAnsi" w:hAnsiTheme="minorHAnsi" w:cstheme="minorHAnsi"/>
+              </w:rPr>
+              <w:t>Postgres</w:t>
+            </w:r>
+            <w:proofErr w:type="spellEnd"/>
+            <w:r>
+              <w:rPr>
+                <w:rFonts w:asciiTheme="minorHAnsi" w:hAnsiTheme="minorHAnsi" w:cstheme="minorHAnsi"/>
+              </w:rPr>
+              <w:t xml:space="preserve">, Terraform, </w:t>
+            </w:r>
+            <w:proofErr w:type="spellStart"/>
+            <w:r>
+              <w:rPr>
+                <w:rFonts w:asciiTheme="minorHAnsi" w:hAnsiTheme="minorHAnsi" w:cstheme="minorHAnsi"/>
+              </w:rPr>
               <w:t>Gitlab</w:t>
+            </w:r>
+            <w:proofErr w:type="spellEnd"/>
+            <w:r>
+              <w:rPr>
+                <w:rFonts w:asciiTheme="minorHAnsi" w:hAnsiTheme="minorHAnsi" w:cstheme="minorHAnsi"/>
+              </w:rPr>
+              <w:t>, Be-</w:t>
+            </w:r>
+            <w:proofErr w:type="spellStart"/>
+            <w:r>
+              <w:rPr>
+                <w:rFonts w:asciiTheme="minorHAnsi" w:hAnsiTheme="minorHAnsi" w:cstheme="minorHAnsi"/>
+              </w:rPr>
+              <w:t>Energised</w:t>
             </w:r>
             <w:proofErr w:type="spellEnd"/>
           </w:p>
@@ -3904,7 +4392,7 @@
     </w:p>
     <w:tbl>
       <w:tblPr>
-        <w:tblStyle w:val="Tabellenraster"/>
+        <w:tblStyle w:val="TableGrid"/>
         <w:tblW w:w="0" w:type="auto"/>
         <w:tblInd w:w="336" w:type="dxa"/>
         <w:tblBorders>
@@ -3945,6 +4433,51 @@
                 <w:szCs w:val="16"/>
                 <w:lang w:val="en-US"/>
               </w:rPr>
+              <w:t>1</w:t>
+            </w:r>
+            <w:r>
+              <w:rPr>
+                <w:rFonts w:asciiTheme="minorHAnsi" w:hAnsiTheme="minorHAnsi" w:cstheme="minorHAnsi"/>
+                <w:sz w:val="16"/>
+                <w:szCs w:val="16"/>
+                <w:lang w:val="en-US"/>
+              </w:rPr>
+              <w:t>1</w:t>
+            </w:r>
+            <w:r>
+              <w:rPr>
+                <w:rFonts w:asciiTheme="minorHAnsi" w:hAnsiTheme="minorHAnsi" w:cstheme="minorHAnsi"/>
+                <w:sz w:val="16"/>
+                <w:szCs w:val="16"/>
+                <w:lang w:val="en-US"/>
+              </w:rPr>
+              <w:t>/202</w:t>
+            </w:r>
+            <w:r>
+              <w:rPr>
+                <w:rFonts w:asciiTheme="minorHAnsi" w:hAnsiTheme="minorHAnsi" w:cstheme="minorHAnsi"/>
+                <w:sz w:val="16"/>
+                <w:szCs w:val="16"/>
+                <w:lang w:val="en-US"/>
+              </w:rPr>
+              <w:t>4</w:t>
+            </w:r>
+            <w:r>
+              <w:rPr>
+                <w:rFonts w:asciiTheme="minorHAnsi" w:hAnsiTheme="minorHAnsi" w:cstheme="minorHAnsi"/>
+                <w:sz w:val="16"/>
+                <w:szCs w:val="16"/>
+                <w:lang w:val="en-US"/>
+              </w:rPr>
+              <w:t xml:space="preserve"> - </w:t>
+            </w:r>
+            <w:r>
+              <w:rPr>
+                <w:rFonts w:asciiTheme="minorHAnsi" w:hAnsiTheme="minorHAnsi" w:cstheme="minorHAnsi"/>
+                <w:sz w:val="16"/>
+                <w:szCs w:val="16"/>
+                <w:lang w:val="en-US"/>
+              </w:rPr>
               <w:t>0</w:t>
             </w:r>
             <w:r>
@@ -3954,7 +4487,7 @@
                 <w:szCs w:val="16"/>
                 <w:lang w:val="en-US"/>
               </w:rPr>
-              <w:t>1</w:t>
+              <w:t>3</w:t>
             </w:r>
             <w:r>
               <w:rPr>
@@ -3972,43 +4505,7 @@
                 <w:szCs w:val="16"/>
                 <w:lang w:val="en-US"/>
               </w:rPr>
-              <w:t>3</w:t>
-            </w:r>
-            <w:r>
-              <w:rPr>
-                <w:rFonts w:asciiTheme="minorHAnsi" w:hAnsiTheme="minorHAnsi" w:cstheme="minorHAnsi"/>
-                <w:sz w:val="16"/>
-                <w:szCs w:val="16"/>
-                <w:lang w:val="en-US"/>
-              </w:rPr>
-              <w:t xml:space="preserve"> - </w:t>
-            </w:r>
-            <w:r>
-              <w:rPr>
-                <w:rFonts w:asciiTheme="minorHAnsi" w:hAnsiTheme="minorHAnsi" w:cstheme="minorHAnsi"/>
-                <w:sz w:val="16"/>
-                <w:szCs w:val="16"/>
-                <w:lang w:val="en-US"/>
-              </w:rPr>
-              <w:t>12</w:t>
-            </w:r>
-            <w:r>
-              <w:rPr>
-                <w:rFonts w:asciiTheme="minorHAnsi" w:hAnsiTheme="minorHAnsi" w:cstheme="minorHAnsi"/>
-                <w:sz w:val="16"/>
-                <w:szCs w:val="16"/>
-                <w:lang w:val="en-US"/>
-              </w:rPr>
-              <w:t>/202</w:t>
-            </w:r>
-            <w:r>
-              <w:rPr>
-                <w:rFonts w:asciiTheme="minorHAnsi" w:hAnsiTheme="minorHAnsi" w:cstheme="minorHAnsi"/>
-                <w:sz w:val="16"/>
-                <w:szCs w:val="16"/>
-                <w:lang w:val="en-US"/>
-              </w:rPr>
-              <w:t>4</w:t>
+              <w:t>5</w:t>
             </w:r>
             <w:r>
               <w:rPr>
@@ -4032,7 +4529,25 @@
                 <w:b/>
                 <w:bCs/>
               </w:rPr>
-              <w:t>IoT Plattform</w:t>
+              <w:t xml:space="preserve">Digital </w:t>
+            </w:r>
+            <w:proofErr w:type="spellStart"/>
+            <w:r>
+              <w:rPr>
+                <w:rFonts w:asciiTheme="minorHAnsi" w:hAnsiTheme="minorHAnsi" w:cstheme="minorHAnsi"/>
+                <w:b/>
+                <w:bCs/>
+              </w:rPr>
+              <w:t>Stationary</w:t>
+            </w:r>
+            <w:proofErr w:type="spellEnd"/>
+            <w:r>
+              <w:rPr>
+                <w:rFonts w:asciiTheme="minorHAnsi" w:hAnsiTheme="minorHAnsi" w:cstheme="minorHAnsi"/>
+                <w:b/>
+                <w:bCs/>
+              </w:rPr>
+              <w:t xml:space="preserve"> Monitoring System</w:t>
             </w:r>
           </w:p>
         </w:tc>
@@ -4158,13 +4673,11 @@
                 <w:iCs/>
                 <w:lang w:val="en-US"/>
               </w:rPr>
-              <w:t>Migration of the existing IoT platform from AWS to Azure. AWS-specific technologies need to be transitioned to cloud-agnostic solutions.</w:t>
-            </w:r>
-            <w:r>
-              <w:rPr>
-                <w:rFonts w:asciiTheme="minorHAnsi" w:hAnsiTheme="minorHAnsi" w:cstheme="minorHAnsi"/>
-                <w:i/>
-                <w:iCs/>
+              <w:t>Multiple user group-specific products need to be migrated to a unified technical platform. The goal is to share similar functionalities as reusable components while supporting user group-specific extensions.</w:t>
+            </w:r>
+            <w:r>
+              <w:rPr>
+                <w:rFonts w:asciiTheme="minorHAnsi" w:hAnsiTheme="minorHAnsi" w:cstheme="minorHAnsi"/>
                 <w:lang w:val="en-US"/>
               </w:rPr>
               <w:t>”</w:t>
@@ -4314,7 +4827,7 @@
                 <w:rFonts w:asciiTheme="minorHAnsi" w:hAnsiTheme="minorHAnsi" w:cstheme="minorHAnsi"/>
                 <w:lang w:val="en-US"/>
               </w:rPr>
-              <w:t>Migrating legacy services to Docker</w:t>
+              <w:t>Supporting the product team with requirements analysis</w:t>
             </w:r>
           </w:p>
           <w:p>
@@ -4344,7 +4857,7 @@
                 <w:rFonts w:asciiTheme="minorHAnsi" w:hAnsiTheme="minorHAnsi" w:cstheme="minorHAnsi"/>
                 <w:lang w:val="en-US"/>
               </w:rPr>
-              <w:t>Replacing Kinesis as the central messaging platform with Kafka</w:t>
+              <w:t>Developing the new technical platform and an end-customer product built on it</w:t>
             </w:r>
           </w:p>
           <w:p>
@@ -4374,7 +4887,7 @@
                 <w:rFonts w:asciiTheme="minorHAnsi" w:hAnsiTheme="minorHAnsi" w:cstheme="minorHAnsi"/>
                 <w:lang w:val="en-US"/>
               </w:rPr>
-              <w:t>Data migration of a legacy application to the next product generation</w:t>
+              <w:t>Building team expertise in technologies like Spring, MongoDB, and Kafka</w:t>
             </w:r>
           </w:p>
           <w:p>
@@ -4404,30 +4917,7 @@
                 <w:rFonts w:asciiTheme="minorHAnsi" w:hAnsiTheme="minorHAnsi" w:cstheme="minorHAnsi"/>
                 <w:lang w:val="en-US"/>
               </w:rPr>
-              <w:t>Further development of the IoT platform and improvement of test automation</w:t>
-            </w:r>
-          </w:p>
-          <w:p>
-            <w:pPr>
-              <w:pStyle w:val="Standard1"/>
-              <w:rPr>
-                <w:rFonts w:asciiTheme="minorHAnsi" w:hAnsiTheme="minorHAnsi" w:cstheme="minorHAnsi"/>
-                <w:lang w:val="en-US"/>
-              </w:rPr>
-            </w:pPr>
-            <w:r>
-              <w:rPr>
-                <w:rFonts w:asciiTheme="minorHAnsi" w:hAnsiTheme="minorHAnsi" w:cstheme="minorHAnsi"/>
-                <w:lang w:val="en-US"/>
-              </w:rPr>
-              <w:t xml:space="preserve">* </w:t>
-            </w:r>
-            <w:r>
-              <w:rPr>
-                <w:rFonts w:asciiTheme="minorHAnsi" w:hAnsiTheme="minorHAnsi" w:cstheme="minorHAnsi"/>
-                <w:lang w:val="en-US"/>
-              </w:rPr>
-              <w:t>Establishing a vibrant pairing culture within the team</w:t>
+              <w:t>Cross-team architectural collaboration</w:t>
             </w:r>
           </w:p>
         </w:tc>
@@ -4455,6 +4945,7 @@
                 <w:rFonts w:asciiTheme="minorHAnsi" w:hAnsiTheme="minorHAnsi" w:cstheme="minorHAnsi"/>
                 <w:b/>
                 <w:bCs/>
+                <w:lang w:val="en-US"/>
               </w:rPr>
               <w:t xml:space="preserve"> </w:t>
             </w:r>
@@ -4529,15 +5020,14 @@
               <w:pStyle w:val="Standard1"/>
               <w:rPr>
                 <w:rFonts w:asciiTheme="minorHAnsi" w:hAnsiTheme="minorHAnsi" w:cstheme="minorHAnsi"/>
-                <w:lang/>
-              </w:rPr>
-            </w:pPr>
-            <w:r>
-              <w:rPr>
-                <w:rFonts w:asciiTheme="minorHAnsi" w:hAnsiTheme="minorHAnsi" w:cstheme="minorHAnsi"/>
-                <w:lang w:val="en-US"/>
-              </w:rPr>
-              <w:t>Java EE, Weld, Spring</w:t>
+              </w:rPr>
+            </w:pPr>
+            <w:r>
+              <w:rPr>
+                <w:rFonts w:asciiTheme="minorHAnsi" w:hAnsiTheme="minorHAnsi" w:cstheme="minorHAnsi"/>
+                <w:lang w:val="en-US"/>
+              </w:rPr>
+              <w:t>Spring, Java 21</w:t>
             </w:r>
           </w:p>
         </w:tc>
@@ -4593,7 +5083,7 @@
                 <w:rFonts w:asciiTheme="minorHAnsi" w:hAnsiTheme="minorHAnsi" w:cstheme="minorHAnsi"/>
                 <w:lang w:val="en-US"/>
               </w:rPr>
-              <w:t>-</w:t>
+              <w:t>React, Typescript</w:t>
             </w:r>
           </w:p>
         </w:tc>
@@ -4647,7 +5137,7 @@
               <w:rPr>
                 <w:rFonts w:asciiTheme="minorHAnsi" w:hAnsiTheme="minorHAnsi" w:cstheme="minorHAnsi"/>
               </w:rPr>
-              <w:t>Azure, AWS, Docker,</w:t>
+              <w:t>AWS, Docker,</w:t>
             </w:r>
             <w:r>
               <w:rPr>
@@ -4667,45 +5157,13 @@
               <w:rPr>
                 <w:rFonts w:asciiTheme="minorHAnsi" w:hAnsiTheme="minorHAnsi" w:cstheme="minorHAnsi"/>
               </w:rPr>
-              <w:t>,</w:t>
-            </w:r>
-            <w:r>
-              <w:rPr>
-                <w:rFonts w:asciiTheme="minorHAnsi" w:hAnsiTheme="minorHAnsi" w:cstheme="minorHAnsi"/>
-              </w:rPr>
-              <w:t xml:space="preserve"> Kinesis, Kafka</w:t>
-            </w:r>
-            <w:r>
-              <w:rPr>
-                <w:rFonts w:asciiTheme="minorHAnsi" w:hAnsiTheme="minorHAnsi" w:cstheme="minorHAnsi"/>
-              </w:rPr>
-              <w:t>,</w:t>
-            </w:r>
-            <w:r>
-              <w:rPr>
-                <w:rFonts w:asciiTheme="minorHAnsi" w:hAnsiTheme="minorHAnsi" w:cstheme="minorHAnsi"/>
-              </w:rPr>
-              <w:t xml:space="preserve"> </w:t>
-            </w:r>
-            <w:proofErr w:type="spellStart"/>
-            <w:r>
-              <w:rPr>
-                <w:rFonts w:asciiTheme="minorHAnsi" w:hAnsiTheme="minorHAnsi" w:cstheme="minorHAnsi"/>
-              </w:rPr>
-              <w:t>VerneMQ</w:t>
-            </w:r>
-            <w:proofErr w:type="spellEnd"/>
-            <w:r>
-              <w:rPr>
-                <w:rFonts w:asciiTheme="minorHAnsi" w:hAnsiTheme="minorHAnsi" w:cstheme="minorHAnsi"/>
-              </w:rPr>
-              <w:t>,</w:t>
-            </w:r>
-            <w:r>
-              <w:rPr>
-                <w:rFonts w:asciiTheme="minorHAnsi" w:hAnsiTheme="minorHAnsi" w:cstheme="minorHAnsi"/>
-              </w:rPr>
-              <w:t xml:space="preserve"> Terraform, </w:t>
+              <w:t>, Kafka</w:t>
+            </w:r>
+            <w:r>
+              <w:rPr>
+                <w:rFonts w:asciiTheme="minorHAnsi" w:hAnsiTheme="minorHAnsi" w:cstheme="minorHAnsi"/>
+              </w:rPr>
+              <w:t xml:space="preserve">, MongoDB, Terraform, </w:t>
             </w:r>
             <w:proofErr w:type="spellStart"/>
             <w:r>
@@ -4775,7 +5233,7 @@
                 <w:rFonts w:asciiTheme="minorHAnsi" w:hAnsiTheme="minorHAnsi" w:cstheme="minorHAnsi"/>
                 <w:lang w:val="en-US"/>
               </w:rPr>
-              <w:t xml:space="preserve">, </w:t>
+              <w:t xml:space="preserve">, Miro, Figma, </w:t>
             </w:r>
             <w:proofErr w:type="spellStart"/>
             <w:r>
@@ -4793,11 +5251,22 @@
     <w:p>
       <w:pPr>
         <w:pStyle w:val="Standard1"/>
+        <w:rPr>
+          <w:lang w:val="en-US"/>
+        </w:rPr>
+      </w:pPr>
+    </w:p>
+    <w:p>
+      <w:pPr>
+        <w:pStyle w:val="Standard1"/>
+        <w:rPr>
+          <w:lang w:val="en-US"/>
+        </w:rPr>
       </w:pPr>
     </w:p>
     <w:tbl>
       <w:tblPr>
-        <w:tblStyle w:val="Tabellenraster"/>
+        <w:tblStyle w:val="TableGrid"/>
         <w:tblW w:w="0" w:type="auto"/>
         <w:tblInd w:w="336" w:type="dxa"/>
         <w:tblBorders>
@@ -4847,16 +5316,34 @@
                 <w:szCs w:val="16"/>
                 <w:lang w:val="en-US"/>
               </w:rPr>
-              <w:t>7</w:t>
-            </w:r>
-            <w:r>
-              <w:rPr>
-                <w:rFonts w:asciiTheme="minorHAnsi" w:hAnsiTheme="minorHAnsi" w:cstheme="minorHAnsi"/>
-                <w:sz w:val="16"/>
-                <w:szCs w:val="16"/>
-                <w:lang w:val="en-US"/>
-              </w:rPr>
-              <w:t xml:space="preserve">/2022 - </w:t>
+              <w:t>1</w:t>
+            </w:r>
+            <w:r>
+              <w:rPr>
+                <w:rFonts w:asciiTheme="minorHAnsi" w:hAnsiTheme="minorHAnsi" w:cstheme="minorHAnsi"/>
+                <w:sz w:val="16"/>
+                <w:szCs w:val="16"/>
+                <w:lang w:val="en-US"/>
+              </w:rPr>
+              <w:t>/202</w:t>
+            </w:r>
+            <w:r>
+              <w:rPr>
+                <w:rFonts w:asciiTheme="minorHAnsi" w:hAnsiTheme="minorHAnsi" w:cstheme="minorHAnsi"/>
+                <w:sz w:val="16"/>
+                <w:szCs w:val="16"/>
+                <w:lang w:val="en-US"/>
+              </w:rPr>
+              <w:t>3</w:t>
+            </w:r>
+            <w:r>
+              <w:rPr>
+                <w:rFonts w:asciiTheme="minorHAnsi" w:hAnsiTheme="minorHAnsi" w:cstheme="minorHAnsi"/>
+                <w:sz w:val="16"/>
+                <w:szCs w:val="16"/>
+                <w:lang w:val="en-US"/>
+              </w:rPr>
+              <w:t xml:space="preserve"> - </w:t>
             </w:r>
             <w:r>
               <w:rPr>
@@ -4874,7 +5361,25 @@
                 <w:szCs w:val="16"/>
                 <w:lang w:val="en-US"/>
               </w:rPr>
-              <w:t>/2022 //</w:t>
+              <w:t>/202</w:t>
+            </w:r>
+            <w:r>
+              <w:rPr>
+                <w:rFonts w:asciiTheme="minorHAnsi" w:hAnsiTheme="minorHAnsi" w:cstheme="minorHAnsi"/>
+                <w:sz w:val="16"/>
+                <w:szCs w:val="16"/>
+                <w:lang w:val="en-US"/>
+              </w:rPr>
+              <w:t>4</w:t>
+            </w:r>
+            <w:r>
+              <w:rPr>
+                <w:rFonts w:asciiTheme="minorHAnsi" w:hAnsiTheme="minorHAnsi" w:cstheme="minorHAnsi"/>
+                <w:sz w:val="16"/>
+                <w:szCs w:val="16"/>
+                <w:lang w:val="en-US"/>
+              </w:rPr>
+              <w:t xml:space="preserve"> //</w:t>
             </w:r>
             <w:r>
               <w:rPr>
@@ -4889,7 +5394,7 @@
                 <w:b/>
                 <w:bCs/>
               </w:rPr>
-              <w:t>Identity Management</w:t>
+              <w:t>IoT Plattform</w:t>
             </w:r>
           </w:p>
         </w:tc>
@@ -4944,7 +5449,7 @@
                 <w:rFonts w:asciiTheme="minorHAnsi" w:hAnsiTheme="minorHAnsi" w:cstheme="minorHAnsi"/>
                 <w:lang w:val="en-US"/>
               </w:rPr>
-              <w:t>Heating and Climate Technology</w:t>
+              <w:t>Measurement Technology</w:t>
             </w:r>
           </w:p>
         </w:tc>
@@ -4974,6 +5479,7 @@
                 <w:bCs/>
                 <w:lang w:val="en-US"/>
               </w:rPr>
+              <w:lastRenderedPageBreak/>
               <w:t xml:space="preserve"> </w:t>
             </w:r>
             <w:r>
@@ -5015,11 +5521,13 @@
                 <w:iCs/>
                 <w:lang w:val="en-US"/>
               </w:rPr>
-              <w:t>Migration of a variety of identity providers to a central, enterprise-wide identity provider enabling SSO across all company products.</w:t>
-            </w:r>
-            <w:r>
-              <w:rPr>
-                <w:rFonts w:asciiTheme="minorHAnsi" w:hAnsiTheme="minorHAnsi" w:cstheme="minorHAnsi"/>
+              <w:t>Migration of the existing IoT platform from AWS to Azure. AWS-specific technologies need to be transitioned to cloud-agnostic solutions.</w:t>
+            </w:r>
+            <w:r>
+              <w:rPr>
+                <w:rFonts w:asciiTheme="minorHAnsi" w:hAnsiTheme="minorHAnsi" w:cstheme="minorHAnsi"/>
+                <w:i/>
+                <w:iCs/>
                 <w:lang w:val="en-US"/>
               </w:rPr>
               <w:t>”</w:t>
@@ -5123,7 +5631,6 @@
                 <w:bCs/>
                 <w:lang w:val="en-US"/>
               </w:rPr>
-              <w:lastRenderedPageBreak/>
               <w:t xml:space="preserve"> </w:t>
             </w:r>
             <w:r>
@@ -5170,23 +5677,7 @@
                 <w:rFonts w:asciiTheme="minorHAnsi" w:hAnsiTheme="minorHAnsi" w:cstheme="minorHAnsi"/>
                 <w:lang w:val="en-US"/>
               </w:rPr>
-              <w:t xml:space="preserve">Customization of the </w:t>
-            </w:r>
-            <w:proofErr w:type="spellStart"/>
-            <w:r>
-              <w:rPr>
-                <w:rFonts w:asciiTheme="minorHAnsi" w:hAnsiTheme="minorHAnsi" w:cstheme="minorHAnsi"/>
-                <w:lang w:val="en-US"/>
-              </w:rPr>
-              <w:t>Keycloak</w:t>
-            </w:r>
-            <w:proofErr w:type="spellEnd"/>
-            <w:r>
-              <w:rPr>
-                <w:rFonts w:asciiTheme="minorHAnsi" w:hAnsiTheme="minorHAnsi" w:cstheme="minorHAnsi"/>
-                <w:lang w:val="en-US"/>
-              </w:rPr>
-              <w:t xml:space="preserve"> server</w:t>
+              <w:t>Migrating legacy services to Docker</w:t>
             </w:r>
           </w:p>
           <w:p>
@@ -5216,23 +5707,7 @@
                 <w:rFonts w:asciiTheme="minorHAnsi" w:hAnsiTheme="minorHAnsi" w:cstheme="minorHAnsi"/>
                 <w:lang w:val="en-US"/>
               </w:rPr>
-              <w:t xml:space="preserve">Establishing a foundation for meaningful integration tests for the </w:t>
-            </w:r>
-            <w:proofErr w:type="spellStart"/>
-            <w:r>
-              <w:rPr>
-                <w:rFonts w:asciiTheme="minorHAnsi" w:hAnsiTheme="minorHAnsi" w:cstheme="minorHAnsi"/>
-                <w:lang w:val="en-US"/>
-              </w:rPr>
-              <w:t>Keycloak</w:t>
-            </w:r>
-            <w:proofErr w:type="spellEnd"/>
-            <w:r>
-              <w:rPr>
-                <w:rFonts w:asciiTheme="minorHAnsi" w:hAnsiTheme="minorHAnsi" w:cstheme="minorHAnsi"/>
-                <w:lang w:val="en-US"/>
-              </w:rPr>
-              <w:t xml:space="preserve"> server</w:t>
+              <w:t>Replacing Kinesis as the central messaging platform with Kafka</w:t>
             </w:r>
           </w:p>
           <w:p>
@@ -5262,7 +5737,7 @@
                 <w:rFonts w:asciiTheme="minorHAnsi" w:hAnsiTheme="minorHAnsi" w:cstheme="minorHAnsi"/>
                 <w:lang w:val="en-US"/>
               </w:rPr>
-              <w:t>Training international departments in the integration of the central identity management system</w:t>
+              <w:t>Data migration of a legacy application to the next product generation</w:t>
             </w:r>
           </w:p>
           <w:p>
@@ -5287,31 +5762,36 @@
               </w:rPr>
               <w:t xml:space="preserve"> </w:t>
             </w:r>
-            <w:proofErr w:type="spellStart"/>
-            <w:r>
-              <w:rPr>
-                <w:rFonts w:asciiTheme="minorHAnsi" w:hAnsiTheme="minorHAnsi" w:cstheme="minorHAnsi"/>
-                <w:lang w:val="en-US"/>
-              </w:rPr>
-              <w:t>Keycloak</w:t>
-            </w:r>
-            <w:proofErr w:type="spellEnd"/>
-            <w:r>
-              <w:rPr>
-                <w:rFonts w:asciiTheme="minorHAnsi" w:hAnsiTheme="minorHAnsi" w:cstheme="minorHAnsi"/>
-                <w:lang w:val="en-US"/>
-              </w:rPr>
-              <w:t xml:space="preserve"> migration from JBoss to </w:t>
-            </w:r>
-            <w:proofErr w:type="spellStart"/>
-            <w:r>
-              <w:rPr>
-                <w:rFonts w:asciiTheme="minorHAnsi" w:hAnsiTheme="minorHAnsi" w:cstheme="minorHAnsi"/>
-                <w:lang w:val="en-US"/>
-              </w:rPr>
-              <w:t>Quarkus</w:t>
-            </w:r>
-            <w:proofErr w:type="spellEnd"/>
+            <w:r>
+              <w:rPr>
+                <w:rFonts w:asciiTheme="minorHAnsi" w:hAnsiTheme="minorHAnsi" w:cstheme="minorHAnsi"/>
+                <w:lang w:val="en-US"/>
+              </w:rPr>
+              <w:t>Further development of the IoT platform and improvement of test automation</w:t>
+            </w:r>
+          </w:p>
+          <w:p>
+            <w:pPr>
+              <w:pStyle w:val="Standard1"/>
+              <w:rPr>
+                <w:rFonts w:asciiTheme="minorHAnsi" w:hAnsiTheme="minorHAnsi" w:cstheme="minorHAnsi"/>
+                <w:lang w:val="en-US"/>
+              </w:rPr>
+            </w:pPr>
+            <w:r>
+              <w:rPr>
+                <w:rFonts w:asciiTheme="minorHAnsi" w:hAnsiTheme="minorHAnsi" w:cstheme="minorHAnsi"/>
+                <w:lang w:val="en-US"/>
+              </w:rPr>
+              <w:t xml:space="preserve">* </w:t>
+            </w:r>
+            <w:r>
+              <w:rPr>
+                <w:rFonts w:asciiTheme="minorHAnsi" w:hAnsiTheme="minorHAnsi" w:cstheme="minorHAnsi"/>
+                <w:lang w:val="en-US"/>
+              </w:rPr>
+              <w:t>Establishing a vibrant pairing culture within the team</w:t>
+            </w:r>
           </w:p>
         </w:tc>
       </w:tr>
@@ -5413,7 +5893,876 @@
               <w:pStyle w:val="Standard1"/>
               <w:rPr>
                 <w:rFonts w:asciiTheme="minorHAnsi" w:hAnsiTheme="minorHAnsi" w:cstheme="minorHAnsi"/>
-                <w:lang/>
+              </w:rPr>
+            </w:pPr>
+            <w:r>
+              <w:rPr>
+                <w:rFonts w:asciiTheme="minorHAnsi" w:hAnsiTheme="minorHAnsi" w:cstheme="minorHAnsi"/>
+                <w:lang w:val="en-US"/>
+              </w:rPr>
+              <w:t>Java EE, Weld, Spring</w:t>
+            </w:r>
+          </w:p>
+        </w:tc>
+      </w:tr>
+      <w:tr>
+        <w:tc>
+          <w:tcPr>
+            <w:tcW w:w="2057" w:type="dxa"/>
+            <w:tcBorders>
+              <w:left w:val="double" w:sz="24" w:space="0" w:color="FFFF00"/>
+            </w:tcBorders>
+          </w:tcPr>
+          <w:p>
+            <w:pPr>
+              <w:pStyle w:val="Standard1"/>
+              <w:rPr>
+                <w:rFonts w:asciiTheme="minorHAnsi" w:hAnsiTheme="minorHAnsi" w:cstheme="minorHAnsi"/>
+                <w:lang w:val="en-US"/>
+              </w:rPr>
+            </w:pPr>
+            <w:r>
+              <w:rPr>
+                <w:rFonts w:asciiTheme="minorHAnsi" w:hAnsiTheme="minorHAnsi" w:cstheme="minorHAnsi"/>
+                <w:lang w:val="en-US"/>
+              </w:rPr>
+              <w:t xml:space="preserve">    </w:t>
+            </w:r>
+            <w:r>
+              <w:rPr>
+                <w:rFonts w:asciiTheme="minorHAnsi" w:hAnsiTheme="minorHAnsi" w:cstheme="minorHAnsi"/>
+                <w:sz w:val="16"/>
+                <w:szCs w:val="16"/>
+                <w:lang w:val="en-US"/>
+              </w:rPr>
+              <w:t>// FRONTEND</w:t>
+            </w:r>
+          </w:p>
+        </w:tc>
+        <w:tc>
+          <w:tcPr>
+            <w:tcW w:w="7721" w:type="dxa"/>
+          </w:tcPr>
+          <w:p>
+            <w:pPr>
+              <w:pStyle w:val="Standard1"/>
+              <w:rPr>
+                <w:rFonts w:asciiTheme="minorHAnsi" w:hAnsiTheme="minorHAnsi" w:cstheme="minorHAnsi"/>
+                <w:lang w:val="en-US"/>
+              </w:rPr>
+            </w:pPr>
+            <w:r>
+              <w:rPr>
+                <w:rFonts w:asciiTheme="minorHAnsi" w:hAnsiTheme="minorHAnsi" w:cstheme="minorHAnsi"/>
+                <w:lang w:val="en-US"/>
+              </w:rPr>
+              <w:t>-</w:t>
+            </w:r>
+          </w:p>
+        </w:tc>
+      </w:tr>
+      <w:tr>
+        <w:tc>
+          <w:tcPr>
+            <w:tcW w:w="2057" w:type="dxa"/>
+            <w:tcBorders>
+              <w:left w:val="double" w:sz="24" w:space="0" w:color="FFFF00"/>
+            </w:tcBorders>
+          </w:tcPr>
+          <w:p>
+            <w:pPr>
+              <w:pStyle w:val="Standard1"/>
+              <w:rPr>
+                <w:rFonts w:asciiTheme="minorHAnsi" w:hAnsiTheme="minorHAnsi" w:cstheme="minorHAnsi"/>
+                <w:lang w:val="en-US"/>
+              </w:rPr>
+            </w:pPr>
+            <w:r>
+              <w:rPr>
+                <w:rFonts w:asciiTheme="minorHAnsi" w:hAnsiTheme="minorHAnsi" w:cstheme="minorHAnsi"/>
+                <w:lang w:val="en-US"/>
+              </w:rPr>
+              <w:t xml:space="preserve">    </w:t>
+            </w:r>
+            <w:r>
+              <w:rPr>
+                <w:rFonts w:asciiTheme="minorHAnsi" w:hAnsiTheme="minorHAnsi" w:cstheme="minorHAnsi"/>
+                <w:sz w:val="16"/>
+                <w:szCs w:val="16"/>
+                <w:lang w:val="en-US"/>
+              </w:rPr>
+              <w:t>// INFRASTRUCTURE</w:t>
+            </w:r>
+          </w:p>
+        </w:tc>
+        <w:tc>
+          <w:tcPr>
+            <w:tcW w:w="7721" w:type="dxa"/>
+          </w:tcPr>
+          <w:p>
+            <w:pPr>
+              <w:pStyle w:val="Standard1"/>
+              <w:rPr>
+                <w:rFonts w:asciiTheme="minorHAnsi" w:hAnsiTheme="minorHAnsi" w:cstheme="minorHAnsi"/>
+              </w:rPr>
+            </w:pPr>
+            <w:r>
+              <w:rPr>
+                <w:rFonts w:asciiTheme="minorHAnsi" w:hAnsiTheme="minorHAnsi" w:cstheme="minorHAnsi"/>
+              </w:rPr>
+              <w:t>Azure, AWS, Docker,</w:t>
+            </w:r>
+            <w:r>
+              <w:rPr>
+                <w:rFonts w:asciiTheme="minorHAnsi" w:hAnsiTheme="minorHAnsi" w:cstheme="minorHAnsi"/>
+              </w:rPr>
+              <w:t xml:space="preserve"> </w:t>
+            </w:r>
+            <w:proofErr w:type="spellStart"/>
+            <w:r>
+              <w:rPr>
+                <w:rFonts w:asciiTheme="minorHAnsi" w:hAnsiTheme="minorHAnsi" w:cstheme="minorHAnsi"/>
+              </w:rPr>
+              <w:t>Kubernetes</w:t>
+            </w:r>
+            <w:proofErr w:type="spellEnd"/>
+            <w:r>
+              <w:rPr>
+                <w:rFonts w:asciiTheme="minorHAnsi" w:hAnsiTheme="minorHAnsi" w:cstheme="minorHAnsi"/>
+              </w:rPr>
+              <w:t>,</w:t>
+            </w:r>
+            <w:r>
+              <w:rPr>
+                <w:rFonts w:asciiTheme="minorHAnsi" w:hAnsiTheme="minorHAnsi" w:cstheme="minorHAnsi"/>
+              </w:rPr>
+              <w:t xml:space="preserve"> Kinesis, Kafka</w:t>
+            </w:r>
+            <w:r>
+              <w:rPr>
+                <w:rFonts w:asciiTheme="minorHAnsi" w:hAnsiTheme="minorHAnsi" w:cstheme="minorHAnsi"/>
+              </w:rPr>
+              <w:t xml:space="preserve">, </w:t>
+            </w:r>
+            <w:proofErr w:type="spellStart"/>
+            <w:r>
+              <w:rPr>
+                <w:rFonts w:asciiTheme="minorHAnsi" w:hAnsiTheme="minorHAnsi" w:cstheme="minorHAnsi"/>
+              </w:rPr>
+              <w:t>VerneMQ</w:t>
+            </w:r>
+            <w:proofErr w:type="spellEnd"/>
+            <w:r>
+              <w:rPr>
+                <w:rFonts w:asciiTheme="minorHAnsi" w:hAnsiTheme="minorHAnsi" w:cstheme="minorHAnsi"/>
+              </w:rPr>
+              <w:t xml:space="preserve">, Terraform, </w:t>
+            </w:r>
+            <w:proofErr w:type="spellStart"/>
+            <w:r>
+              <w:rPr>
+                <w:rFonts w:asciiTheme="minorHAnsi" w:hAnsiTheme="minorHAnsi" w:cstheme="minorHAnsi"/>
+              </w:rPr>
+              <w:t>Gitlab</w:t>
+            </w:r>
+            <w:proofErr w:type="spellEnd"/>
+          </w:p>
+        </w:tc>
+      </w:tr>
+      <w:tr>
+        <w:tc>
+          <w:tcPr>
+            <w:tcW w:w="2057" w:type="dxa"/>
+            <w:tcBorders>
+              <w:left w:val="double" w:sz="24" w:space="0" w:color="FFFF00"/>
+            </w:tcBorders>
+          </w:tcPr>
+          <w:p>
+            <w:pPr>
+              <w:pStyle w:val="Standard1"/>
+              <w:rPr>
+                <w:rFonts w:asciiTheme="minorHAnsi" w:hAnsiTheme="minorHAnsi" w:cstheme="minorHAnsi"/>
+                <w:lang w:val="en-US"/>
+              </w:rPr>
+            </w:pPr>
+            <w:r>
+              <w:rPr>
+                <w:rFonts w:asciiTheme="minorHAnsi" w:hAnsiTheme="minorHAnsi" w:cstheme="minorHAnsi"/>
+              </w:rPr>
+              <w:t xml:space="preserve">    </w:t>
+            </w:r>
+            <w:r>
+              <w:rPr>
+                <w:rFonts w:asciiTheme="minorHAnsi" w:hAnsiTheme="minorHAnsi" w:cstheme="minorHAnsi"/>
+                <w:sz w:val="16"/>
+                <w:szCs w:val="16"/>
+                <w:lang w:val="en-US"/>
+              </w:rPr>
+              <w:t>// COLLABORATION</w:t>
+            </w:r>
+          </w:p>
+        </w:tc>
+        <w:tc>
+          <w:tcPr>
+            <w:tcW w:w="7721" w:type="dxa"/>
+          </w:tcPr>
+          <w:p>
+            <w:pPr>
+              <w:pStyle w:val="Standard1"/>
+              <w:rPr>
+                <w:rFonts w:asciiTheme="minorHAnsi" w:hAnsiTheme="minorHAnsi" w:cstheme="minorHAnsi"/>
+                <w:lang w:val="en-US"/>
+              </w:rPr>
+            </w:pPr>
+            <w:r>
+              <w:rPr>
+                <w:rFonts w:asciiTheme="minorHAnsi" w:hAnsiTheme="minorHAnsi" w:cstheme="minorHAnsi"/>
+                <w:lang w:val="en-US"/>
+              </w:rPr>
+              <w:t>Scrum, Jira, Confluence</w:t>
+            </w:r>
+            <w:r>
+              <w:rPr>
+                <w:rFonts w:asciiTheme="minorHAnsi" w:hAnsiTheme="minorHAnsi" w:cstheme="minorHAnsi"/>
+                <w:lang w:val="en-US"/>
+              </w:rPr>
+              <w:t xml:space="preserve">, </w:t>
+            </w:r>
+            <w:proofErr w:type="spellStart"/>
+            <w:r>
+              <w:rPr>
+                <w:rFonts w:asciiTheme="minorHAnsi" w:hAnsiTheme="minorHAnsi" w:cstheme="minorHAnsi"/>
+                <w:lang w:val="en-US"/>
+              </w:rPr>
+              <w:t>Gathertown</w:t>
+            </w:r>
+            <w:proofErr w:type="spellEnd"/>
+          </w:p>
+        </w:tc>
+      </w:tr>
+    </w:tbl>
+    <w:p>
+      <w:pPr>
+        <w:pStyle w:val="Standard1"/>
+      </w:pPr>
+    </w:p>
+    <w:tbl>
+      <w:tblPr>
+        <w:tblStyle w:val="TableGrid"/>
+        <w:tblW w:w="0" w:type="auto"/>
+        <w:tblInd w:w="336" w:type="dxa"/>
+        <w:tblBorders>
+          <w:top w:val="none" w:sz="0" w:space="0" w:color="auto"/>
+          <w:left w:val="none" w:sz="0" w:space="0" w:color="auto"/>
+          <w:bottom w:val="none" w:sz="0" w:space="0" w:color="auto"/>
+          <w:right w:val="none" w:sz="0" w:space="0" w:color="auto"/>
+          <w:insideH w:val="none" w:sz="0" w:space="0" w:color="auto"/>
+          <w:insideV w:val="none" w:sz="0" w:space="0" w:color="auto"/>
+        </w:tblBorders>
+        <w:tblLook w:val="04A0" w:firstRow="1" w:lastRow="0" w:firstColumn="1" w:lastColumn="0" w:noHBand="0" w:noVBand="1"/>
+      </w:tblPr>
+      <w:tblGrid>
+        <w:gridCol w:w="2057"/>
+        <w:gridCol w:w="7721"/>
+      </w:tblGrid>
+      <w:tr>
+        <w:tc>
+          <w:tcPr>
+            <w:tcW w:w="9778" w:type="dxa"/>
+            <w:gridSpan w:val="2"/>
+            <w:tcBorders>
+              <w:left w:val="double" w:sz="24" w:space="0" w:color="FFFF00"/>
+            </w:tcBorders>
+          </w:tcPr>
+          <w:p>
+            <w:pPr>
+              <w:pStyle w:val="Standard1"/>
+              <w:rPr>
+                <w:rFonts w:asciiTheme="minorHAnsi" w:hAnsiTheme="minorHAnsi" w:cstheme="minorHAnsi"/>
+                <w:lang w:val="en-US"/>
+              </w:rPr>
+            </w:pPr>
+            <w:r>
+              <w:rPr>
+                <w:rFonts w:asciiTheme="minorHAnsi" w:hAnsiTheme="minorHAnsi" w:cstheme="minorHAnsi"/>
+                <w:sz w:val="16"/>
+                <w:szCs w:val="16"/>
+                <w:lang w:val="en-US"/>
+              </w:rPr>
+              <w:t>0</w:t>
+            </w:r>
+            <w:r>
+              <w:rPr>
+                <w:rFonts w:asciiTheme="minorHAnsi" w:hAnsiTheme="minorHAnsi" w:cstheme="minorHAnsi"/>
+                <w:sz w:val="16"/>
+                <w:szCs w:val="16"/>
+                <w:lang w:val="en-US"/>
+              </w:rPr>
+              <w:t>7</w:t>
+            </w:r>
+            <w:r>
+              <w:rPr>
+                <w:rFonts w:asciiTheme="minorHAnsi" w:hAnsiTheme="minorHAnsi" w:cstheme="minorHAnsi"/>
+                <w:sz w:val="16"/>
+                <w:szCs w:val="16"/>
+                <w:lang w:val="en-US"/>
+              </w:rPr>
+              <w:t xml:space="preserve">/2022 - </w:t>
+            </w:r>
+            <w:r>
+              <w:rPr>
+                <w:rFonts w:asciiTheme="minorHAnsi" w:hAnsiTheme="minorHAnsi" w:cstheme="minorHAnsi"/>
+                <w:sz w:val="16"/>
+                <w:szCs w:val="16"/>
+                <w:lang w:val="en-US"/>
+              </w:rPr>
+              <w:t>12</w:t>
+            </w:r>
+            <w:r>
+              <w:rPr>
+                <w:rFonts w:asciiTheme="minorHAnsi" w:hAnsiTheme="minorHAnsi" w:cstheme="minorHAnsi"/>
+                <w:sz w:val="16"/>
+                <w:szCs w:val="16"/>
+                <w:lang w:val="en-US"/>
+              </w:rPr>
+              <w:t>/2022 //</w:t>
+            </w:r>
+            <w:r>
+              <w:rPr>
+                <w:rFonts w:asciiTheme="minorHAnsi" w:hAnsiTheme="minorHAnsi" w:cstheme="minorHAnsi"/>
+                <w:lang w:val="en-US"/>
+              </w:rPr>
+              <w:t xml:space="preserve"> </w:t>
+            </w:r>
+            <w:r>
+              <w:rPr>
+                <w:rFonts w:asciiTheme="minorHAnsi" w:hAnsiTheme="minorHAnsi" w:cstheme="minorHAnsi"/>
+                <w:b/>
+                <w:bCs/>
+              </w:rPr>
+              <w:t>Identity Management</w:t>
+            </w:r>
+          </w:p>
+        </w:tc>
+      </w:tr>
+      <w:tr>
+        <w:tc>
+          <w:tcPr>
+            <w:tcW w:w="2057" w:type="dxa"/>
+            <w:tcBorders>
+              <w:left w:val="double" w:sz="24" w:space="0" w:color="FFFF00"/>
+            </w:tcBorders>
+          </w:tcPr>
+          <w:p>
+            <w:pPr>
+              <w:pStyle w:val="Standard1"/>
+              <w:rPr>
+                <w:rFonts w:asciiTheme="minorHAnsi" w:hAnsiTheme="minorHAnsi" w:cstheme="minorHAnsi"/>
+                <w:b/>
+                <w:bCs/>
+                <w:sz w:val="16"/>
+                <w:szCs w:val="16"/>
+                <w:lang w:val="en-US"/>
+              </w:rPr>
+            </w:pPr>
+            <w:r>
+              <w:rPr>
+                <w:rFonts w:asciiTheme="minorHAnsi" w:hAnsiTheme="minorHAnsi" w:cstheme="minorHAnsi"/>
+                <w:b/>
+                <w:bCs/>
+                <w:sz w:val="16"/>
+                <w:szCs w:val="16"/>
+                <w:lang w:val="en-US"/>
+              </w:rPr>
+              <w:t xml:space="preserve"> INDUSTRY</w:t>
+            </w:r>
+          </w:p>
+        </w:tc>
+        <w:tc>
+          <w:tcPr>
+            <w:tcW w:w="7721" w:type="dxa"/>
+          </w:tcPr>
+          <w:p>
+            <w:pPr>
+              <w:pStyle w:val="Standard1"/>
+              <w:rPr>
+                <w:rFonts w:asciiTheme="minorHAnsi" w:hAnsiTheme="minorHAnsi" w:cstheme="minorHAnsi"/>
+                <w:lang w:val="en-US"/>
+              </w:rPr>
+            </w:pPr>
+            <w:r>
+              <w:rPr>
+                <w:rFonts w:asciiTheme="minorHAnsi" w:hAnsiTheme="minorHAnsi" w:cstheme="minorHAnsi"/>
+                <w:lang w:val="en-US"/>
+              </w:rPr>
+              <w:t>Heating and Climate Technology</w:t>
+            </w:r>
+          </w:p>
+        </w:tc>
+      </w:tr>
+      <w:tr>
+        <w:tc>
+          <w:tcPr>
+            <w:tcW w:w="2057" w:type="dxa"/>
+            <w:tcBorders>
+              <w:left w:val="double" w:sz="24" w:space="0" w:color="FFFF00"/>
+            </w:tcBorders>
+          </w:tcPr>
+          <w:p>
+            <w:pPr>
+              <w:pStyle w:val="Standard1"/>
+              <w:rPr>
+                <w:rFonts w:asciiTheme="minorHAnsi" w:hAnsiTheme="minorHAnsi" w:cstheme="minorHAnsi"/>
+                <w:b/>
+                <w:bCs/>
+                <w:lang w:val="en-US"/>
+              </w:rPr>
+            </w:pPr>
+            <w:r>
+              <w:rPr>
+                <w:rFonts w:asciiTheme="minorHAnsi" w:hAnsiTheme="minorHAnsi" w:cstheme="minorHAnsi"/>
+                <w:b/>
+                <w:bCs/>
+                <w:lang w:val="en-US"/>
+              </w:rPr>
+              <w:t xml:space="preserve"> </w:t>
+            </w:r>
+            <w:r>
+              <w:rPr>
+                <w:rFonts w:asciiTheme="minorHAnsi" w:hAnsiTheme="minorHAnsi" w:cstheme="minorHAnsi"/>
+                <w:b/>
+                <w:bCs/>
+                <w:sz w:val="16"/>
+                <w:szCs w:val="16"/>
+                <w:lang w:val="en-US"/>
+              </w:rPr>
+              <w:t>CHALLENGE</w:t>
+            </w:r>
+          </w:p>
+        </w:tc>
+        <w:tc>
+          <w:tcPr>
+            <w:tcW w:w="7721" w:type="dxa"/>
+          </w:tcPr>
+          <w:p>
+            <w:pPr>
+              <w:pStyle w:val="Standard1"/>
+              <w:rPr>
+                <w:rFonts w:asciiTheme="minorHAnsi" w:hAnsiTheme="minorHAnsi" w:cstheme="minorHAnsi"/>
+                <w:lang w:val="en-US"/>
+              </w:rPr>
+            </w:pPr>
+            <w:r>
+              <w:rPr>
+                <w:rFonts w:asciiTheme="minorHAnsi" w:hAnsiTheme="minorHAnsi" w:cstheme="minorHAnsi"/>
+                <w:lang w:val="en-US"/>
+              </w:rPr>
+              <w:t>“</w:t>
+            </w:r>
+            <w:r>
+              <w:rPr>
+                <w:rFonts w:asciiTheme="minorHAnsi" w:hAnsiTheme="minorHAnsi" w:cstheme="minorHAnsi"/>
+                <w:i/>
+                <w:iCs/>
+                <w:lang w:val="en-US"/>
+              </w:rPr>
+              <w:t>Migration of a variety of identity providers to a central, enterprise-wide identity provider enabling SSO across all company products.</w:t>
+            </w:r>
+            <w:r>
+              <w:rPr>
+                <w:rFonts w:asciiTheme="minorHAnsi" w:hAnsiTheme="minorHAnsi" w:cstheme="minorHAnsi"/>
+                <w:lang w:val="en-US"/>
+              </w:rPr>
+              <w:t>”</w:t>
+            </w:r>
+          </w:p>
+        </w:tc>
+      </w:tr>
+      <w:tr>
+        <w:tc>
+          <w:tcPr>
+            <w:tcW w:w="2057" w:type="dxa"/>
+            <w:tcBorders>
+              <w:left w:val="double" w:sz="24" w:space="0" w:color="FFFF00"/>
+            </w:tcBorders>
+          </w:tcPr>
+          <w:p>
+            <w:pPr>
+              <w:pStyle w:val="Standard1"/>
+              <w:rPr>
+                <w:rFonts w:asciiTheme="minorHAnsi" w:hAnsiTheme="minorHAnsi" w:cstheme="minorHAnsi"/>
+                <w:b/>
+                <w:bCs/>
+                <w:lang w:val="en-US"/>
+              </w:rPr>
+            </w:pPr>
+            <w:r>
+              <w:rPr>
+                <w:rFonts w:asciiTheme="minorHAnsi" w:hAnsiTheme="minorHAnsi" w:cstheme="minorHAnsi"/>
+                <w:b/>
+                <w:bCs/>
+                <w:lang w:val="en-US"/>
+              </w:rPr>
+              <w:t xml:space="preserve"> </w:t>
+            </w:r>
+            <w:r>
+              <w:rPr>
+                <w:rFonts w:asciiTheme="minorHAnsi" w:hAnsiTheme="minorHAnsi" w:cstheme="minorHAnsi"/>
+                <w:b/>
+                <w:bCs/>
+                <w:sz w:val="16"/>
+                <w:szCs w:val="16"/>
+                <w:lang w:val="en-US"/>
+              </w:rPr>
+              <w:t>ROLE</w:t>
+            </w:r>
+          </w:p>
+        </w:tc>
+        <w:tc>
+          <w:tcPr>
+            <w:tcW w:w="7721" w:type="dxa"/>
+          </w:tcPr>
+          <w:p>
+            <w:pPr>
+              <w:pStyle w:val="Standard1"/>
+              <w:rPr>
+                <w:rFonts w:asciiTheme="minorHAnsi" w:hAnsiTheme="minorHAnsi" w:cstheme="minorHAnsi"/>
+                <w:lang w:val="en-US"/>
+              </w:rPr>
+            </w:pPr>
+            <w:proofErr w:type="spellStart"/>
+            <w:r>
+              <w:rPr>
+                <w:rFonts w:asciiTheme="minorHAnsi" w:hAnsiTheme="minorHAnsi" w:cstheme="minorHAnsi"/>
+                <w:lang w:val="en-US"/>
+              </w:rPr>
+              <w:t>Fullstack</w:t>
+            </w:r>
+            <w:proofErr w:type="spellEnd"/>
+            <w:r>
+              <w:rPr>
+                <w:rFonts w:asciiTheme="minorHAnsi" w:hAnsiTheme="minorHAnsi" w:cstheme="minorHAnsi"/>
+                <w:lang w:val="en-US"/>
+              </w:rPr>
+              <w:t xml:space="preserve"> Software Developer</w:t>
+            </w:r>
+          </w:p>
+        </w:tc>
+      </w:tr>
+      <w:tr>
+        <w:tc>
+          <w:tcPr>
+            <w:tcW w:w="2057" w:type="dxa"/>
+            <w:tcBorders>
+              <w:left w:val="double" w:sz="24" w:space="0" w:color="FFFF00"/>
+            </w:tcBorders>
+          </w:tcPr>
+          <w:p>
+            <w:pPr>
+              <w:pStyle w:val="Standard1"/>
+              <w:rPr>
+                <w:rFonts w:asciiTheme="minorHAnsi" w:hAnsiTheme="minorHAnsi" w:cstheme="minorHAnsi"/>
+                <w:b/>
+                <w:bCs/>
+                <w:lang w:val="en-US"/>
+              </w:rPr>
+            </w:pPr>
+            <w:r>
+              <w:rPr>
+                <w:rFonts w:asciiTheme="minorHAnsi" w:hAnsiTheme="minorHAnsi" w:cstheme="minorHAnsi"/>
+                <w:b/>
+                <w:bCs/>
+                <w:lang w:val="en-US"/>
+              </w:rPr>
+              <w:t xml:space="preserve"> </w:t>
+            </w:r>
+            <w:r>
+              <w:rPr>
+                <w:rFonts w:asciiTheme="minorHAnsi" w:hAnsiTheme="minorHAnsi" w:cstheme="minorHAnsi"/>
+                <w:b/>
+                <w:bCs/>
+                <w:sz w:val="16"/>
+                <w:szCs w:val="16"/>
+                <w:lang w:val="en-US"/>
+              </w:rPr>
+              <w:t>RESPONSIBILITIES</w:t>
+            </w:r>
+          </w:p>
+        </w:tc>
+        <w:tc>
+          <w:tcPr>
+            <w:tcW w:w="7721" w:type="dxa"/>
+          </w:tcPr>
+          <w:p>
+            <w:pPr>
+              <w:pStyle w:val="Standard1"/>
+              <w:rPr>
+                <w:rFonts w:asciiTheme="minorHAnsi" w:hAnsiTheme="minorHAnsi" w:cstheme="minorHAnsi"/>
+                <w:lang w:val="en-US"/>
+              </w:rPr>
+            </w:pPr>
+            <w:r>
+              <w:rPr>
+                <w:rFonts w:asciiTheme="minorHAnsi" w:hAnsiTheme="minorHAnsi" w:cstheme="minorHAnsi"/>
+                <w:lang w:val="en-US"/>
+              </w:rPr>
+              <w:t>*</w:t>
+            </w:r>
+            <w:r>
+              <w:rPr>
+                <w:rFonts w:asciiTheme="minorHAnsi" w:hAnsiTheme="minorHAnsi" w:cstheme="minorHAnsi"/>
+                <w:lang w:val="en-US"/>
+              </w:rPr>
+              <w:t xml:space="preserve"> </w:t>
+            </w:r>
+            <w:r>
+              <w:rPr>
+                <w:rFonts w:asciiTheme="minorHAnsi" w:hAnsiTheme="minorHAnsi" w:cstheme="minorHAnsi"/>
+                <w:lang w:val="en-US"/>
+              </w:rPr>
+              <w:t xml:space="preserve">Customization of the </w:t>
+            </w:r>
+            <w:proofErr w:type="spellStart"/>
+            <w:r>
+              <w:rPr>
+                <w:rFonts w:asciiTheme="minorHAnsi" w:hAnsiTheme="minorHAnsi" w:cstheme="minorHAnsi"/>
+                <w:lang w:val="en-US"/>
+              </w:rPr>
+              <w:t>Keycloak</w:t>
+            </w:r>
+            <w:proofErr w:type="spellEnd"/>
+            <w:r>
+              <w:rPr>
+                <w:rFonts w:asciiTheme="minorHAnsi" w:hAnsiTheme="minorHAnsi" w:cstheme="minorHAnsi"/>
+                <w:lang w:val="en-US"/>
+              </w:rPr>
+              <w:t xml:space="preserve"> server</w:t>
+            </w:r>
+          </w:p>
+          <w:p>
+            <w:pPr>
+              <w:pStyle w:val="Standard1"/>
+              <w:rPr>
+                <w:rFonts w:asciiTheme="minorHAnsi" w:hAnsiTheme="minorHAnsi" w:cstheme="minorHAnsi"/>
+                <w:lang w:val="en-US"/>
+              </w:rPr>
+            </w:pPr>
+            <w:r>
+              <w:rPr>
+                <w:rFonts w:asciiTheme="minorHAnsi" w:hAnsiTheme="minorHAnsi" w:cstheme="minorHAnsi"/>
+                <w:lang w:val="en-US"/>
+              </w:rPr>
+              <w:t>*</w:t>
+            </w:r>
+            <w:r>
+              <w:rPr>
+                <w:rFonts w:asciiTheme="minorHAnsi" w:hAnsiTheme="minorHAnsi" w:cstheme="minorHAnsi"/>
+                <w:lang w:val="en-US"/>
+              </w:rPr>
+              <w:t xml:space="preserve"> </w:t>
+            </w:r>
+            <w:r>
+              <w:rPr>
+                <w:rFonts w:asciiTheme="minorHAnsi" w:hAnsiTheme="minorHAnsi" w:cstheme="minorHAnsi"/>
+                <w:lang w:val="en-US"/>
+              </w:rPr>
+              <w:t xml:space="preserve">Establishing a foundation for meaningful integration tests for the </w:t>
+            </w:r>
+            <w:proofErr w:type="spellStart"/>
+            <w:r>
+              <w:rPr>
+                <w:rFonts w:asciiTheme="minorHAnsi" w:hAnsiTheme="minorHAnsi" w:cstheme="minorHAnsi"/>
+                <w:lang w:val="en-US"/>
+              </w:rPr>
+              <w:t>Keycloak</w:t>
+            </w:r>
+            <w:proofErr w:type="spellEnd"/>
+            <w:r>
+              <w:rPr>
+                <w:rFonts w:asciiTheme="minorHAnsi" w:hAnsiTheme="minorHAnsi" w:cstheme="minorHAnsi"/>
+                <w:lang w:val="en-US"/>
+              </w:rPr>
+              <w:t xml:space="preserve"> server</w:t>
+            </w:r>
+          </w:p>
+          <w:p>
+            <w:pPr>
+              <w:pStyle w:val="Standard1"/>
+              <w:rPr>
+                <w:rFonts w:asciiTheme="minorHAnsi" w:hAnsiTheme="minorHAnsi" w:cstheme="minorHAnsi"/>
+                <w:lang w:val="en-US"/>
+              </w:rPr>
+            </w:pPr>
+            <w:r>
+              <w:rPr>
+                <w:rFonts w:asciiTheme="minorHAnsi" w:hAnsiTheme="minorHAnsi" w:cstheme="minorHAnsi"/>
+                <w:lang w:val="en-US"/>
+              </w:rPr>
+              <w:t>*</w:t>
+            </w:r>
+            <w:r>
+              <w:rPr>
+                <w:rFonts w:asciiTheme="minorHAnsi" w:hAnsiTheme="minorHAnsi" w:cstheme="minorHAnsi"/>
+                <w:lang w:val="en-US"/>
+              </w:rPr>
+              <w:t xml:space="preserve"> </w:t>
+            </w:r>
+            <w:r>
+              <w:rPr>
+                <w:rFonts w:asciiTheme="minorHAnsi" w:hAnsiTheme="minorHAnsi" w:cstheme="minorHAnsi"/>
+                <w:lang w:val="en-US"/>
+              </w:rPr>
+              <w:t>Training international departments in the integration of the central identity management system</w:t>
+            </w:r>
+          </w:p>
+          <w:p>
+            <w:pPr>
+              <w:pStyle w:val="Standard1"/>
+              <w:rPr>
+                <w:rFonts w:asciiTheme="minorHAnsi" w:hAnsiTheme="minorHAnsi" w:cstheme="minorHAnsi"/>
+                <w:lang w:val="en-US"/>
+              </w:rPr>
+            </w:pPr>
+            <w:r>
+              <w:rPr>
+                <w:rFonts w:asciiTheme="minorHAnsi" w:hAnsiTheme="minorHAnsi" w:cstheme="minorHAnsi"/>
+                <w:lang w:val="en-US"/>
+              </w:rPr>
+              <w:t>*</w:t>
+            </w:r>
+            <w:r>
+              <w:rPr>
+                <w:rFonts w:asciiTheme="minorHAnsi" w:hAnsiTheme="minorHAnsi" w:cstheme="minorHAnsi"/>
+                <w:lang w:val="en-US"/>
+              </w:rPr>
+              <w:t xml:space="preserve"> </w:t>
+            </w:r>
+            <w:proofErr w:type="spellStart"/>
+            <w:r>
+              <w:rPr>
+                <w:rFonts w:asciiTheme="minorHAnsi" w:hAnsiTheme="minorHAnsi" w:cstheme="minorHAnsi"/>
+                <w:lang w:val="en-US"/>
+              </w:rPr>
+              <w:t>Keycloak</w:t>
+            </w:r>
+            <w:proofErr w:type="spellEnd"/>
+            <w:r>
+              <w:rPr>
+                <w:rFonts w:asciiTheme="minorHAnsi" w:hAnsiTheme="minorHAnsi" w:cstheme="minorHAnsi"/>
+                <w:lang w:val="en-US"/>
+              </w:rPr>
+              <w:t xml:space="preserve"> migration from JBoss to </w:t>
+            </w:r>
+            <w:proofErr w:type="spellStart"/>
+            <w:r>
+              <w:rPr>
+                <w:rFonts w:asciiTheme="minorHAnsi" w:hAnsiTheme="minorHAnsi" w:cstheme="minorHAnsi"/>
+                <w:lang w:val="en-US"/>
+              </w:rPr>
+              <w:t>Quarkus</w:t>
+            </w:r>
+            <w:proofErr w:type="spellEnd"/>
+          </w:p>
+        </w:tc>
+      </w:tr>
+      <w:tr>
+        <w:tc>
+          <w:tcPr>
+            <w:tcW w:w="2057" w:type="dxa"/>
+            <w:tcBorders>
+              <w:left w:val="double" w:sz="24" w:space="0" w:color="FFFF00"/>
+            </w:tcBorders>
+          </w:tcPr>
+          <w:p>
+            <w:pPr>
+              <w:pStyle w:val="Standard1"/>
+              <w:rPr>
+                <w:rFonts w:asciiTheme="minorHAnsi" w:hAnsiTheme="minorHAnsi" w:cstheme="minorHAnsi"/>
+                <w:b/>
+                <w:bCs/>
+                <w:lang w:val="en-US"/>
+              </w:rPr>
+            </w:pPr>
+            <w:r>
+              <w:rPr>
+                <w:rFonts w:asciiTheme="minorHAnsi" w:hAnsiTheme="minorHAnsi" w:cstheme="minorHAnsi"/>
+                <w:b/>
+                <w:bCs/>
+                <w:lang w:val="en-US"/>
+              </w:rPr>
+              <w:t xml:space="preserve"> </w:t>
+            </w:r>
+            <w:r>
+              <w:rPr>
+                <w:rFonts w:asciiTheme="minorHAnsi" w:hAnsiTheme="minorHAnsi" w:cstheme="minorHAnsi"/>
+                <w:b/>
+                <w:bCs/>
+                <w:sz w:val="16"/>
+                <w:szCs w:val="16"/>
+                <w:lang w:val="en-US"/>
+              </w:rPr>
+              <w:t>TECH STACK</w:t>
+            </w:r>
+          </w:p>
+        </w:tc>
+        <w:tc>
+          <w:tcPr>
+            <w:tcW w:w="7721" w:type="dxa"/>
+          </w:tcPr>
+          <w:p>
+            <w:pPr>
+              <w:pStyle w:val="Standard1"/>
+              <w:rPr>
+                <w:rFonts w:asciiTheme="minorHAnsi" w:hAnsiTheme="minorHAnsi" w:cstheme="minorHAnsi"/>
+                <w:lang w:val="en-US"/>
+              </w:rPr>
+            </w:pPr>
+          </w:p>
+        </w:tc>
+      </w:tr>
+      <w:tr>
+        <w:tc>
+          <w:tcPr>
+            <w:tcW w:w="2057" w:type="dxa"/>
+            <w:tcBorders>
+              <w:left w:val="double" w:sz="24" w:space="0" w:color="FFFF00"/>
+            </w:tcBorders>
+          </w:tcPr>
+          <w:p>
+            <w:pPr>
+              <w:pStyle w:val="Standard1"/>
+              <w:rPr>
+                <w:rFonts w:asciiTheme="minorHAnsi" w:hAnsiTheme="minorHAnsi" w:cstheme="minorHAnsi"/>
+                <w:lang w:val="en-US"/>
+              </w:rPr>
+            </w:pPr>
+            <w:r>
+              <w:rPr>
+                <w:rFonts w:asciiTheme="minorHAnsi" w:hAnsiTheme="minorHAnsi" w:cstheme="minorHAnsi"/>
+                <w:lang w:val="en-US"/>
+              </w:rPr>
+              <w:t xml:space="preserve">    </w:t>
+            </w:r>
+            <w:r>
+              <w:rPr>
+                <w:rFonts w:asciiTheme="minorHAnsi" w:hAnsiTheme="minorHAnsi" w:cstheme="minorHAnsi"/>
+                <w:sz w:val="16"/>
+                <w:szCs w:val="16"/>
+                <w:lang w:val="en-US"/>
+              </w:rPr>
+              <w:t>// BACKEND</w:t>
+            </w:r>
+          </w:p>
+        </w:tc>
+        <w:tc>
+          <w:tcPr>
+            <w:tcW w:w="7721" w:type="dxa"/>
+          </w:tcPr>
+          <w:p>
+            <w:pPr>
+              <w:pStyle w:val="Standard1"/>
+              <w:rPr>
+                <w:rFonts w:asciiTheme="minorHAnsi" w:hAnsiTheme="minorHAnsi" w:cstheme="minorHAnsi"/>
               </w:rPr>
             </w:pPr>
             <w:proofErr w:type="spellStart"/>
@@ -5623,7 +6972,7 @@
     </w:p>
     <w:tbl>
       <w:tblPr>
-        <w:tblStyle w:val="Tabellenraster"/>
+        <w:tblStyle w:val="TableGrid"/>
         <w:tblW w:w="0" w:type="auto"/>
         <w:tblInd w:w="336" w:type="dxa"/>
         <w:tblBorders>
@@ -6115,6 +7464,7 @@
                 <w:rFonts w:asciiTheme="minorHAnsi" w:hAnsiTheme="minorHAnsi" w:cstheme="minorHAnsi"/>
                 <w:lang w:val="en-US"/>
               </w:rPr>
+              <w:lastRenderedPageBreak/>
               <w:t xml:space="preserve">* Build a web interface to </w:t>
             </w:r>
             <w:proofErr w:type="spellStart"/>
@@ -6193,6 +7543,7 @@
                 <w:bCs/>
                 <w:lang w:val="en-US"/>
               </w:rPr>
+              <w:lastRenderedPageBreak/>
               <w:t xml:space="preserve"> </w:t>
             </w:r>
             <w:r>
@@ -6266,15 +7617,47 @@
               <w:pStyle w:val="Standard1"/>
               <w:rPr>
                 <w:rFonts w:asciiTheme="minorHAnsi" w:hAnsiTheme="minorHAnsi" w:cstheme="minorHAnsi"/>
-                <w:lang/>
-              </w:rPr>
-            </w:pPr>
-            <w:r>
-              <w:rPr>
-                <w:rFonts w:asciiTheme="minorHAnsi" w:hAnsiTheme="minorHAnsi" w:cstheme="minorHAnsi"/>
-                <w:lang/>
-              </w:rPr>
-              <w:t>Typescript, NestJs, Jest, OCPP, Websocket, REST</w:t>
+                <w:lang w:val="en-US"/>
+              </w:rPr>
+            </w:pPr>
+            <w:r>
+              <w:rPr>
+                <w:rFonts w:asciiTheme="minorHAnsi" w:hAnsiTheme="minorHAnsi" w:cstheme="minorHAnsi"/>
+                <w:lang w:val="en-US"/>
+              </w:rPr>
+              <w:t xml:space="preserve">Typescript, </w:t>
+            </w:r>
+            <w:proofErr w:type="spellStart"/>
+            <w:r>
+              <w:rPr>
+                <w:rFonts w:asciiTheme="minorHAnsi" w:hAnsiTheme="minorHAnsi" w:cstheme="minorHAnsi"/>
+                <w:lang w:val="en-US"/>
+              </w:rPr>
+              <w:t>NestJs</w:t>
+            </w:r>
+            <w:proofErr w:type="spellEnd"/>
+            <w:r>
+              <w:rPr>
+                <w:rFonts w:asciiTheme="minorHAnsi" w:hAnsiTheme="minorHAnsi" w:cstheme="minorHAnsi"/>
+                <w:lang w:val="en-US"/>
+              </w:rPr>
+              <w:t xml:space="preserve">, Jest, OCPP, </w:t>
+            </w:r>
+            <w:proofErr w:type="spellStart"/>
+            <w:r>
+              <w:rPr>
+                <w:rFonts w:asciiTheme="minorHAnsi" w:hAnsiTheme="minorHAnsi" w:cstheme="minorHAnsi"/>
+                <w:lang w:val="en-US"/>
+              </w:rPr>
+              <w:t>Websocket</w:t>
+            </w:r>
+            <w:proofErr w:type="spellEnd"/>
+            <w:r>
+              <w:rPr>
+                <w:rFonts w:asciiTheme="minorHAnsi" w:hAnsiTheme="minorHAnsi" w:cstheme="minorHAnsi"/>
+                <w:lang w:val="en-US"/>
+              </w:rPr>
+              <w:t>, REST</w:t>
             </w:r>
           </w:p>
         </w:tc>
@@ -6573,7 +7956,7 @@
     </w:p>
     <w:tbl>
       <w:tblPr>
-        <w:tblStyle w:val="Tabellenraster"/>
+        <w:tblStyle w:val="TableGrid"/>
         <w:tblW w:w="0" w:type="auto"/>
         <w:tblInd w:w="336" w:type="dxa"/>
         <w:tblBorders>
@@ -6992,7 +8375,6 @@
                 <w:rFonts w:asciiTheme="minorHAnsi" w:hAnsiTheme="minorHAnsi" w:cstheme="minorHAnsi"/>
                 <w:lang w:val="en-US"/>
               </w:rPr>
-              <w:lastRenderedPageBreak/>
               <w:t>* Azure based infrastructure setup</w:t>
             </w:r>
           </w:p>
@@ -7023,7 +8405,6 @@
                 <w:bCs/>
                 <w:lang w:val="en-US"/>
               </w:rPr>
-              <w:lastRenderedPageBreak/>
               <w:t xml:space="preserve"> </w:t>
             </w:r>
             <w:r>
@@ -7097,15 +8478,31 @@
               <w:pStyle w:val="Standard1"/>
               <w:rPr>
                 <w:rFonts w:asciiTheme="minorHAnsi" w:hAnsiTheme="minorHAnsi" w:cstheme="minorHAnsi"/>
-                <w:lang/>
-              </w:rPr>
-            </w:pPr>
-            <w:r>
-              <w:rPr>
-                <w:rFonts w:asciiTheme="minorHAnsi" w:hAnsiTheme="minorHAnsi" w:cstheme="minorHAnsi"/>
-                <w:lang/>
-              </w:rPr>
-              <w:t>Java 11, Spring Boot, Typescript, NestJs, Jest, REST</w:t>
+                <w:lang w:val="en-US"/>
+              </w:rPr>
+            </w:pPr>
+            <w:r>
+              <w:rPr>
+                <w:rFonts w:asciiTheme="minorHAnsi" w:hAnsiTheme="minorHAnsi" w:cstheme="minorHAnsi"/>
+                <w:lang w:val="en-US"/>
+              </w:rPr>
+              <w:t xml:space="preserve">Java 11, Spring Boot, Typescript, </w:t>
+            </w:r>
+            <w:proofErr w:type="spellStart"/>
+            <w:r>
+              <w:rPr>
+                <w:rFonts w:asciiTheme="minorHAnsi" w:hAnsiTheme="minorHAnsi" w:cstheme="minorHAnsi"/>
+                <w:lang w:val="en-US"/>
+              </w:rPr>
+              <w:t>NestJs</w:t>
+            </w:r>
+            <w:proofErr w:type="spellEnd"/>
+            <w:r>
+              <w:rPr>
+                <w:rFonts w:asciiTheme="minorHAnsi" w:hAnsiTheme="minorHAnsi" w:cstheme="minorHAnsi"/>
+                <w:lang w:val="en-US"/>
+              </w:rPr>
+              <w:t>, Jest, REST</w:t>
             </w:r>
           </w:p>
         </w:tc>
@@ -7331,7 +8728,7 @@
     </w:p>
     <w:tbl>
       <w:tblPr>
-        <w:tblStyle w:val="Tabellenraster"/>
+        <w:tblStyle w:val="TableGrid"/>
         <w:tblW w:w="0" w:type="auto"/>
         <w:tblInd w:w="336" w:type="dxa"/>
         <w:tblBorders>
@@ -7853,13 +9250,13 @@
               <w:pStyle w:val="Standard1"/>
               <w:rPr>
                 <w:rFonts w:asciiTheme="minorHAnsi" w:hAnsiTheme="minorHAnsi" w:cstheme="minorHAnsi"/>
-                <w:lang/>
-              </w:rPr>
-            </w:pPr>
-            <w:r>
-              <w:rPr>
-                <w:rFonts w:asciiTheme="minorHAnsi" w:hAnsiTheme="minorHAnsi" w:cstheme="minorHAnsi"/>
-                <w:lang/>
+                <w:lang w:val="en-US"/>
+              </w:rPr>
+            </w:pPr>
+            <w:r>
+              <w:rPr>
+                <w:rFonts w:asciiTheme="minorHAnsi" w:hAnsiTheme="minorHAnsi" w:cstheme="minorHAnsi"/>
+                <w:lang w:val="en-US"/>
               </w:rPr>
               <w:t>Java 11, Spring Boot 2, Axon, Oracle, Postgres, Hibernate, JPA</w:t>
             </w:r>
@@ -7887,6 +9284,7 @@
                 <w:rFonts w:asciiTheme="minorHAnsi" w:hAnsiTheme="minorHAnsi" w:cstheme="minorHAnsi"/>
                 <w:lang w:val="en-US"/>
               </w:rPr>
+              <w:lastRenderedPageBreak/>
               <w:t xml:space="preserve">    </w:t>
             </w:r>
             <w:r>
@@ -8071,7 +9469,7 @@
     </w:p>
     <w:tbl>
       <w:tblPr>
-        <w:tblStyle w:val="Tabellenraster"/>
+        <w:tblStyle w:val="TableGrid"/>
         <w:tblW w:w="0" w:type="auto"/>
         <w:tblInd w:w="336" w:type="dxa"/>
         <w:tblBorders>
@@ -8570,15 +9968,31 @@
               <w:pStyle w:val="Standard1"/>
               <w:rPr>
                 <w:rFonts w:asciiTheme="minorHAnsi" w:hAnsiTheme="minorHAnsi" w:cstheme="minorHAnsi"/>
-                <w:lang/>
-              </w:rPr>
-            </w:pPr>
-            <w:r>
-              <w:rPr>
-                <w:rFonts w:asciiTheme="minorHAnsi" w:hAnsiTheme="minorHAnsi" w:cstheme="minorHAnsi"/>
-                <w:lang/>
-              </w:rPr>
-              <w:t>Java 8, Spring Boot 2, Oracle, Postgres, Cucumber, Querydsl, Hibernate, JPA</w:t>
+                <w:lang w:val="en-US"/>
+              </w:rPr>
+            </w:pPr>
+            <w:r>
+              <w:rPr>
+                <w:rFonts w:asciiTheme="minorHAnsi" w:hAnsiTheme="minorHAnsi" w:cstheme="minorHAnsi"/>
+                <w:lang w:val="en-US"/>
+              </w:rPr>
+              <w:t xml:space="preserve">Java 8, Spring Boot 2, Oracle, Postgres, Cucumber, </w:t>
+            </w:r>
+            <w:proofErr w:type="spellStart"/>
+            <w:r>
+              <w:rPr>
+                <w:rFonts w:asciiTheme="minorHAnsi" w:hAnsiTheme="minorHAnsi" w:cstheme="minorHAnsi"/>
+                <w:lang w:val="en-US"/>
+              </w:rPr>
+              <w:t>Querydsl</w:t>
+            </w:r>
+            <w:proofErr w:type="spellEnd"/>
+            <w:r>
+              <w:rPr>
+                <w:rFonts w:asciiTheme="minorHAnsi" w:hAnsiTheme="minorHAnsi" w:cstheme="minorHAnsi"/>
+                <w:lang w:val="en-US"/>
+              </w:rPr>
+              <w:t>, Hibernate, JPA</w:t>
             </w:r>
           </w:p>
         </w:tc>
@@ -8660,7 +10074,6 @@
                 <w:rFonts w:asciiTheme="minorHAnsi" w:hAnsiTheme="minorHAnsi" w:cstheme="minorHAnsi"/>
                 <w:lang w:val="en-US"/>
               </w:rPr>
-              <w:lastRenderedPageBreak/>
               <w:t xml:space="preserve">    </w:t>
             </w:r>
             <w:r>
@@ -8803,7 +10216,7 @@
     </w:p>
     <w:tbl>
       <w:tblPr>
-        <w:tblStyle w:val="Tabellenraster"/>
+        <w:tblStyle w:val="TableGrid"/>
         <w:tblW w:w="0" w:type="auto"/>
         <w:tblInd w:w="336" w:type="dxa"/>
         <w:tblBorders>
@@ -9261,7 +10674,7 @@
               <w:pStyle w:val="Standard1"/>
               <w:rPr>
                 <w:rFonts w:asciiTheme="minorHAnsi" w:hAnsiTheme="minorHAnsi" w:cstheme="minorHAnsi"/>
-                <w:lang/>
+                <w:lang w:val="en-US"/>
               </w:rPr>
             </w:pPr>
             <w:r>
@@ -9372,15 +10785,31 @@
               <w:pStyle w:val="Standard1"/>
               <w:rPr>
                 <w:rFonts w:asciiTheme="minorHAnsi" w:hAnsiTheme="minorHAnsi" w:cstheme="minorHAnsi"/>
-                <w:lang/>
-              </w:rPr>
-            </w:pPr>
-            <w:r>
-              <w:rPr>
-                <w:rFonts w:asciiTheme="minorHAnsi" w:hAnsiTheme="minorHAnsi" w:cstheme="minorHAnsi"/>
-                <w:lang/>
-              </w:rPr>
-              <w:t>Java 8, Spring Boot 2, Keycloak, Postgres, RabbitMQ</w:t>
+                <w:lang w:val="en-US"/>
+              </w:rPr>
+            </w:pPr>
+            <w:r>
+              <w:rPr>
+                <w:rFonts w:asciiTheme="minorHAnsi" w:hAnsiTheme="minorHAnsi" w:cstheme="minorHAnsi"/>
+                <w:lang w:val="en-US"/>
+              </w:rPr>
+              <w:t xml:space="preserve">Java 8, Spring Boot 2, </w:t>
+            </w:r>
+            <w:proofErr w:type="spellStart"/>
+            <w:r>
+              <w:rPr>
+                <w:rFonts w:asciiTheme="minorHAnsi" w:hAnsiTheme="minorHAnsi" w:cstheme="minorHAnsi"/>
+                <w:lang w:val="en-US"/>
+              </w:rPr>
+              <w:t>Keycloak</w:t>
+            </w:r>
+            <w:proofErr w:type="spellEnd"/>
+            <w:r>
+              <w:rPr>
+                <w:rFonts w:asciiTheme="minorHAnsi" w:hAnsiTheme="minorHAnsi" w:cstheme="minorHAnsi"/>
+                <w:lang w:val="en-US"/>
+              </w:rPr>
+              <w:t>, Postgres, RabbitMQ</w:t>
             </w:r>
           </w:p>
         </w:tc>
@@ -9581,7 +11010,7 @@
     </w:p>
     <w:tbl>
       <w:tblPr>
-        <w:tblStyle w:val="Tabellenraster"/>
+        <w:tblStyle w:val="TableGrid"/>
         <w:tblW w:w="0" w:type="auto"/>
         <w:tblInd w:w="336" w:type="dxa"/>
         <w:tblBorders>
@@ -10001,7 +11430,7 @@
               <w:pStyle w:val="Standard1"/>
               <w:rPr>
                 <w:rFonts w:asciiTheme="minorHAnsi" w:hAnsiTheme="minorHAnsi" w:cstheme="minorHAnsi"/>
-                <w:lang/>
+                <w:lang w:val="en-US"/>
               </w:rPr>
             </w:pPr>
             <w:r>
@@ -10112,13 +11541,13 @@
               <w:pStyle w:val="Standard1"/>
               <w:rPr>
                 <w:rFonts w:asciiTheme="minorHAnsi" w:hAnsiTheme="minorHAnsi" w:cstheme="minorHAnsi"/>
-                <w:lang/>
-              </w:rPr>
-            </w:pPr>
-            <w:r>
-              <w:rPr>
-                <w:rFonts w:asciiTheme="minorHAnsi" w:hAnsiTheme="minorHAnsi" w:cstheme="minorHAnsi"/>
-                <w:lang/>
+                <w:lang w:val="en-US"/>
+              </w:rPr>
+            </w:pPr>
+            <w:r>
+              <w:rPr>
+                <w:rFonts w:asciiTheme="minorHAnsi" w:hAnsiTheme="minorHAnsi" w:cstheme="minorHAnsi"/>
+                <w:lang w:val="en-US"/>
               </w:rPr>
               <w:t>Java 8, Spring Boot, Groovy, Spring Cloud Stream, Spock</w:t>
             </w:r>
@@ -10281,7 +11710,7 @@
     </w:p>
     <w:tbl>
       <w:tblPr>
-        <w:tblStyle w:val="Tabellenraster"/>
+        <w:tblStyle w:val="TableGrid"/>
         <w:tblW w:w="0" w:type="auto"/>
         <w:tblInd w:w="336" w:type="dxa"/>
         <w:tblBorders>
@@ -10685,7 +12114,7 @@
               <w:pStyle w:val="Standard1"/>
               <w:rPr>
                 <w:rFonts w:asciiTheme="minorHAnsi" w:hAnsiTheme="minorHAnsi" w:cstheme="minorHAnsi"/>
-                <w:lang/>
+                <w:lang w:val="en-US"/>
               </w:rPr>
             </w:pPr>
             <w:r>
@@ -10812,13 +12241,13 @@
               <w:pStyle w:val="Standard1"/>
               <w:rPr>
                 <w:rFonts w:asciiTheme="minorHAnsi" w:hAnsiTheme="minorHAnsi" w:cstheme="minorHAnsi"/>
-                <w:lang/>
-              </w:rPr>
-            </w:pPr>
-            <w:r>
-              <w:rPr>
-                <w:rFonts w:asciiTheme="minorHAnsi" w:hAnsiTheme="minorHAnsi" w:cstheme="minorHAnsi"/>
-                <w:lang/>
+                <w:lang w:val="en-US"/>
+              </w:rPr>
+            </w:pPr>
+            <w:r>
+              <w:rPr>
+                <w:rFonts w:asciiTheme="minorHAnsi" w:hAnsiTheme="minorHAnsi" w:cstheme="minorHAnsi"/>
+                <w:lang w:val="en-US"/>
               </w:rPr>
               <w:t>Java 8, Groovy, Spring Web Services, Tomcat, Postgres, Netflix Hystrix, FF4J, Spock</w:t>
             </w:r>
@@ -11039,7 +12468,7 @@
     </w:p>
     <w:tbl>
       <w:tblPr>
-        <w:tblStyle w:val="Tabellenraster"/>
+        <w:tblStyle w:val="TableGrid"/>
         <w:tblW w:w="0" w:type="auto"/>
         <w:tblInd w:w="336" w:type="dxa"/>
         <w:tblBorders>
@@ -11452,7 +12881,7 @@
               <w:pStyle w:val="Standard1"/>
               <w:rPr>
                 <w:rFonts w:asciiTheme="minorHAnsi" w:hAnsiTheme="minorHAnsi" w:cstheme="minorHAnsi"/>
-                <w:lang/>
+                <w:lang w:val="en-US"/>
               </w:rPr>
             </w:pPr>
             <w:r>
@@ -11572,15 +13001,79 @@
               <w:pStyle w:val="Standard1"/>
               <w:rPr>
                 <w:rFonts w:asciiTheme="minorHAnsi" w:hAnsiTheme="minorHAnsi" w:cstheme="minorHAnsi"/>
-                <w:lang/>
-              </w:rPr>
-            </w:pPr>
-            <w:r>
-              <w:rPr>
-                <w:rFonts w:asciiTheme="minorHAnsi" w:hAnsiTheme="minorHAnsi" w:cstheme="minorHAnsi"/>
-                <w:lang/>
-              </w:rPr>
-              <w:t>Java 8, Groovy, Spring Framework, Spring Data JPA, Spring Web Services, Spring Kafka, Camel, Spock, Swagger, Kafka, Apache Solr, Apache Kafka, Tomcat, Netflix Hystrix, Netflix Ribbon, Netflix Sleuth, Netflix Zuul, Togglz, Spock, Gatling, DbUnit, REST-assured, JAX-RS</w:t>
+                <w:lang w:val="en-US"/>
+              </w:rPr>
+            </w:pPr>
+            <w:r>
+              <w:rPr>
+                <w:rFonts w:asciiTheme="minorHAnsi" w:hAnsiTheme="minorHAnsi" w:cstheme="minorHAnsi"/>
+                <w:lang w:val="en-US"/>
+              </w:rPr>
+              <w:t xml:space="preserve">Java 8, Groovy, Spring Framework, Spring Data JPA, Spring Web Services, Spring Kafka, Camel, Spock, Swagger, Kafka, Apache </w:t>
+            </w:r>
+            <w:proofErr w:type="spellStart"/>
+            <w:r>
+              <w:rPr>
+                <w:rFonts w:asciiTheme="minorHAnsi" w:hAnsiTheme="minorHAnsi" w:cstheme="minorHAnsi"/>
+                <w:lang w:val="en-US"/>
+              </w:rPr>
+              <w:t>Solr</w:t>
+            </w:r>
+            <w:proofErr w:type="spellEnd"/>
+            <w:r>
+              <w:rPr>
+                <w:rFonts w:asciiTheme="minorHAnsi" w:hAnsiTheme="minorHAnsi" w:cstheme="minorHAnsi"/>
+                <w:lang w:val="en-US"/>
+              </w:rPr>
+              <w:t xml:space="preserve">, Apache Kafka, Tomcat, Netflix Hystrix, Netflix Ribbon, Netflix Sleuth, Netflix </w:t>
+            </w:r>
+            <w:proofErr w:type="spellStart"/>
+            <w:r>
+              <w:rPr>
+                <w:rFonts w:asciiTheme="minorHAnsi" w:hAnsiTheme="minorHAnsi" w:cstheme="minorHAnsi"/>
+                <w:lang w:val="en-US"/>
+              </w:rPr>
+              <w:t>Zuul</w:t>
+            </w:r>
+            <w:proofErr w:type="spellEnd"/>
+            <w:r>
+              <w:rPr>
+                <w:rFonts w:asciiTheme="minorHAnsi" w:hAnsiTheme="minorHAnsi" w:cstheme="minorHAnsi"/>
+                <w:lang w:val="en-US"/>
+              </w:rPr>
+              <w:t xml:space="preserve">, </w:t>
+            </w:r>
+            <w:proofErr w:type="spellStart"/>
+            <w:r>
+              <w:rPr>
+                <w:rFonts w:asciiTheme="minorHAnsi" w:hAnsiTheme="minorHAnsi" w:cstheme="minorHAnsi"/>
+                <w:lang w:val="en-US"/>
+              </w:rPr>
+              <w:t>Togglz</w:t>
+            </w:r>
+            <w:proofErr w:type="spellEnd"/>
+            <w:r>
+              <w:rPr>
+                <w:rFonts w:asciiTheme="minorHAnsi" w:hAnsiTheme="minorHAnsi" w:cstheme="minorHAnsi"/>
+                <w:lang w:val="en-US"/>
+              </w:rPr>
+              <w:t xml:space="preserve">, Spock, Gatling, </w:t>
+            </w:r>
+            <w:proofErr w:type="spellStart"/>
+            <w:r>
+              <w:rPr>
+                <w:rFonts w:asciiTheme="minorHAnsi" w:hAnsiTheme="minorHAnsi" w:cstheme="minorHAnsi"/>
+                <w:lang w:val="en-US"/>
+              </w:rPr>
+              <w:t>DbUnit</w:t>
+            </w:r>
+            <w:proofErr w:type="spellEnd"/>
+            <w:r>
+              <w:rPr>
+                <w:rFonts w:asciiTheme="minorHAnsi" w:hAnsiTheme="minorHAnsi" w:cstheme="minorHAnsi"/>
+                <w:lang w:val="en-US"/>
+              </w:rPr>
+              <w:t>, REST-assured, JAX-RS</w:t>
             </w:r>
           </w:p>
         </w:tc>
@@ -11819,7 +13312,7 @@
     </w:p>
     <w:tbl>
       <w:tblPr>
-        <w:tblStyle w:val="Tabellenraster"/>
+        <w:tblStyle w:val="TableGrid"/>
         <w:tblW w:w="0" w:type="auto"/>
         <w:tblInd w:w="336" w:type="dxa"/>
         <w:tblBorders>
@@ -12248,7 +13741,7 @@
               <w:pStyle w:val="Standard1"/>
               <w:rPr>
                 <w:rFonts w:asciiTheme="minorHAnsi" w:hAnsiTheme="minorHAnsi" w:cstheme="minorHAnsi"/>
-                <w:lang/>
+                <w:lang w:val="en-US"/>
               </w:rPr>
             </w:pPr>
             <w:r>
@@ -12359,15 +13852,63 @@
               <w:pStyle w:val="Standard1"/>
               <w:rPr>
                 <w:rFonts w:asciiTheme="minorHAnsi" w:hAnsiTheme="minorHAnsi" w:cstheme="minorHAnsi"/>
-                <w:lang/>
-              </w:rPr>
-            </w:pPr>
-            <w:r>
-              <w:rPr>
-                <w:rFonts w:asciiTheme="minorHAnsi" w:hAnsiTheme="minorHAnsi" w:cstheme="minorHAnsi"/>
-                <w:lang/>
-              </w:rPr>
-              <w:t>Java 8, Groovy, Struts 2, Spring Boot, Spring Data, Spring Web Services, JPA, Hibernate, Postgres, Apache Solr, Apache Zookeeper, Apache Kafka, Tomcat, Netflix Hystrix, Netflix Ribbon, Netflix Sleuth, Netflix Zuul, Spock, Gatling, DbUnit, REST-assured, JAX-RS</w:t>
+                <w:lang w:val="en-US"/>
+              </w:rPr>
+            </w:pPr>
+            <w:r>
+              <w:rPr>
+                <w:rFonts w:asciiTheme="minorHAnsi" w:hAnsiTheme="minorHAnsi" w:cstheme="minorHAnsi"/>
+                <w:lang w:val="en-US"/>
+              </w:rPr>
+              <w:t xml:space="preserve">Java 8, Groovy, Struts 2, Spring Boot, Spring Data, Spring Web Services, JPA, Hibernate, Postgres, Apache </w:t>
+            </w:r>
+            <w:proofErr w:type="spellStart"/>
+            <w:r>
+              <w:rPr>
+                <w:rFonts w:asciiTheme="minorHAnsi" w:hAnsiTheme="minorHAnsi" w:cstheme="minorHAnsi"/>
+                <w:lang w:val="en-US"/>
+              </w:rPr>
+              <w:t>Solr</w:t>
+            </w:r>
+            <w:proofErr w:type="spellEnd"/>
+            <w:r>
+              <w:rPr>
+                <w:rFonts w:asciiTheme="minorHAnsi" w:hAnsiTheme="minorHAnsi" w:cstheme="minorHAnsi"/>
+                <w:lang w:val="en-US"/>
+              </w:rPr>
+              <w:t xml:space="preserve">, Apache Zookeeper, Apache Kafka, Tomcat, Netflix Hystrix, Netflix Ribbon, Netflix Sleuth, Netflix </w:t>
+            </w:r>
+            <w:proofErr w:type="spellStart"/>
+            <w:r>
+              <w:rPr>
+                <w:rFonts w:asciiTheme="minorHAnsi" w:hAnsiTheme="minorHAnsi" w:cstheme="minorHAnsi"/>
+                <w:lang w:val="en-US"/>
+              </w:rPr>
+              <w:t>Zuul</w:t>
+            </w:r>
+            <w:proofErr w:type="spellEnd"/>
+            <w:r>
+              <w:rPr>
+                <w:rFonts w:asciiTheme="minorHAnsi" w:hAnsiTheme="minorHAnsi" w:cstheme="minorHAnsi"/>
+                <w:lang w:val="en-US"/>
+              </w:rPr>
+              <w:t xml:space="preserve">, Spock, Gatling, </w:t>
+            </w:r>
+            <w:proofErr w:type="spellStart"/>
+            <w:r>
+              <w:rPr>
+                <w:rFonts w:asciiTheme="minorHAnsi" w:hAnsiTheme="minorHAnsi" w:cstheme="minorHAnsi"/>
+                <w:lang w:val="en-US"/>
+              </w:rPr>
+              <w:t>DbUnit</w:t>
+            </w:r>
+            <w:proofErr w:type="spellEnd"/>
+            <w:r>
+              <w:rPr>
+                <w:rFonts w:asciiTheme="minorHAnsi" w:hAnsiTheme="minorHAnsi" w:cstheme="minorHAnsi"/>
+                <w:lang w:val="en-US"/>
+              </w:rPr>
+              <w:t>, REST-assured, JAX-RS</w:t>
             </w:r>
           </w:p>
         </w:tc>
@@ -12577,7 +14118,7 @@
     </w:p>
     <w:tbl>
       <w:tblPr>
-        <w:tblStyle w:val="Tabellenraster"/>
+        <w:tblStyle w:val="TableGrid"/>
         <w:tblW w:w="0" w:type="auto"/>
         <w:tblInd w:w="336" w:type="dxa"/>
         <w:tblBorders>
@@ -13005,7 +14546,7 @@
               <w:pStyle w:val="Standard1"/>
               <w:rPr>
                 <w:rFonts w:asciiTheme="minorHAnsi" w:hAnsiTheme="minorHAnsi" w:cstheme="minorHAnsi"/>
-                <w:lang/>
+                <w:lang w:val="en-US"/>
               </w:rPr>
             </w:pPr>
             <w:r>
@@ -13132,15 +14673,47 @@
               <w:pStyle w:val="Standard1"/>
               <w:rPr>
                 <w:rFonts w:asciiTheme="minorHAnsi" w:hAnsiTheme="minorHAnsi" w:cstheme="minorHAnsi"/>
-                <w:lang/>
-              </w:rPr>
-            </w:pPr>
-            <w:r>
-              <w:rPr>
-                <w:rFonts w:asciiTheme="minorHAnsi" w:hAnsiTheme="minorHAnsi" w:cstheme="minorHAnsi"/>
-                <w:lang/>
-              </w:rPr>
-              <w:t>Java 8, Spring Boot, Spring Web Services, Spring JPA, Spring Security, Camel, Hibernate, Togglz, JUnit, Mockito, DbUnit, JMS-Queue (IBM WebSphere Connector), Postgres, Elastic Search</w:t>
+                <w:lang w:val="en-US"/>
+              </w:rPr>
+            </w:pPr>
+            <w:r>
+              <w:rPr>
+                <w:rFonts w:asciiTheme="minorHAnsi" w:hAnsiTheme="minorHAnsi" w:cstheme="minorHAnsi"/>
+                <w:lang w:val="en-US"/>
+              </w:rPr>
+              <w:t xml:space="preserve">Java 8, Spring Boot, Spring Web Services, Spring JPA, Spring Security, Camel, Hibernate, </w:t>
+            </w:r>
+            <w:proofErr w:type="spellStart"/>
+            <w:r>
+              <w:rPr>
+                <w:rFonts w:asciiTheme="minorHAnsi" w:hAnsiTheme="minorHAnsi" w:cstheme="minorHAnsi"/>
+                <w:lang w:val="en-US"/>
+              </w:rPr>
+              <w:t>Togglz</w:t>
+            </w:r>
+            <w:proofErr w:type="spellEnd"/>
+            <w:r>
+              <w:rPr>
+                <w:rFonts w:asciiTheme="minorHAnsi" w:hAnsiTheme="minorHAnsi" w:cstheme="minorHAnsi"/>
+                <w:lang w:val="en-US"/>
+              </w:rPr>
+              <w:t xml:space="preserve">, JUnit, Mockito, </w:t>
+            </w:r>
+            <w:proofErr w:type="spellStart"/>
+            <w:r>
+              <w:rPr>
+                <w:rFonts w:asciiTheme="minorHAnsi" w:hAnsiTheme="minorHAnsi" w:cstheme="minorHAnsi"/>
+                <w:lang w:val="en-US"/>
+              </w:rPr>
+              <w:t>DbUnit</w:t>
+            </w:r>
+            <w:proofErr w:type="spellEnd"/>
+            <w:r>
+              <w:rPr>
+                <w:rFonts w:asciiTheme="minorHAnsi" w:hAnsiTheme="minorHAnsi" w:cstheme="minorHAnsi"/>
+                <w:lang w:val="en-US"/>
+              </w:rPr>
+              <w:t>, JMS-Queue (IBM WebSphere Connector), Postgres, Elastic Search</w:t>
             </w:r>
           </w:p>
         </w:tc>
@@ -13375,7 +14948,7 @@
     </w:p>
     <w:tbl>
       <w:tblPr>
-        <w:tblStyle w:val="Tabellenraster"/>
+        <w:tblStyle w:val="TableGrid"/>
         <w:tblW w:w="0" w:type="auto"/>
         <w:tblInd w:w="336" w:type="dxa"/>
         <w:tblBorders>
@@ -13747,7 +15320,7 @@
               <w:pStyle w:val="Standard1"/>
               <w:rPr>
                 <w:rFonts w:asciiTheme="minorHAnsi" w:hAnsiTheme="minorHAnsi" w:cstheme="minorHAnsi"/>
-                <w:lang/>
+                <w:lang w:val="en-US"/>
               </w:rPr>
             </w:pPr>
             <w:r>
@@ -13858,13 +15431,13 @@
               <w:pStyle w:val="Standard1"/>
               <w:rPr>
                 <w:rFonts w:asciiTheme="minorHAnsi" w:hAnsiTheme="minorHAnsi" w:cstheme="minorHAnsi"/>
-                <w:lang/>
-              </w:rPr>
-            </w:pPr>
-            <w:r>
-              <w:rPr>
-                <w:rFonts w:asciiTheme="minorHAnsi" w:hAnsiTheme="minorHAnsi" w:cstheme="minorHAnsi"/>
-                <w:lang/>
+                <w:lang w:val="en-US"/>
+              </w:rPr>
+            </w:pPr>
+            <w:r>
+              <w:rPr>
+                <w:rFonts w:asciiTheme="minorHAnsi" w:hAnsiTheme="minorHAnsi" w:cstheme="minorHAnsi"/>
+                <w:lang w:val="en-US"/>
               </w:rPr>
               <w:t>Spring Web Services, Spring Data JPA, Spring Data REST, REST-assured, Junit</w:t>
             </w:r>
@@ -14013,7 +15586,7 @@
     </w:p>
     <w:tbl>
       <w:tblPr>
-        <w:tblStyle w:val="Tabellenraster"/>
+        <w:tblStyle w:val="TableGrid"/>
         <w:tblW w:w="0" w:type="auto"/>
         <w:tblInd w:w="336" w:type="dxa"/>
         <w:tblBorders>
@@ -14433,7 +16006,7 @@
               <w:pStyle w:val="Standard1"/>
               <w:rPr>
                 <w:rFonts w:asciiTheme="minorHAnsi" w:hAnsiTheme="minorHAnsi" w:cstheme="minorHAnsi"/>
-                <w:lang/>
+                <w:lang w:val="en-US"/>
               </w:rPr>
             </w:pPr>
             <w:r>
@@ -14544,13 +16117,11 @@
               <w:pStyle w:val="Standard1"/>
               <w:rPr>
                 <w:rFonts w:asciiTheme="minorHAnsi" w:hAnsiTheme="minorHAnsi" w:cstheme="minorHAnsi"/>
-                <w:lang/>
-              </w:rPr>
-            </w:pPr>
-            <w:r>
-              <w:rPr>
-                <w:rFonts w:asciiTheme="minorHAnsi" w:hAnsiTheme="minorHAnsi" w:cstheme="minorHAnsi"/>
-                <w:lang/>
+              </w:rPr>
+            </w:pPr>
+            <w:r>
+              <w:rPr>
+                <w:rFonts w:asciiTheme="minorHAnsi" w:hAnsiTheme="minorHAnsi" w:cstheme="minorHAnsi"/>
               </w:rPr>
               <w:t>Java,  C++</w:t>
             </w:r>
@@ -14731,37 +16302,37 @@
 <w:ftr xmlns:wpc="http://schemas.microsoft.com/office/word/2010/wordprocessingCanvas" xmlns:cx="http://schemas.microsoft.com/office/drawing/2014/chartex" xmlns:cx1="http://schemas.microsoft.com/office/drawing/2015/9/8/chartex" xmlns:cx2="http://schemas.microsoft.com/office/drawing/2015/10/21/chartex" xmlns:cx3="http://schemas.microsoft.com/office/drawing/2016/5/9/chartex" xmlns:cx4="http://schemas.microsoft.com/office/drawing/2016/5/10/chartex" xmlns:cx5="http://schemas.microsoft.com/office/drawing/2016/5/11/chartex" xmlns:cx6="http://schemas.microsoft.com/office/drawing/2016/5/12/chartex" xmlns:cx7="http://schemas.microsoft.com/office/drawing/2016/5/13/chartex" xmlns:cx8="http://schemas.microsoft.com/office/drawing/2016/5/14/chartex" xmlns:mc="http://schemas.openxmlformats.org/markup-compatibility/2006" xmlns:aink="http://schemas.microsoft.com/office/drawing/2016/ink" xmlns:am3d="http://schemas.microsoft.com/office/drawing/2017/model3d" xmlns:o="urn:schemas-microsoft-com:office:office" xmlns:oel="http://schemas.microsoft.com/office/2019/extlst" xmlns:r="http://schemas.openxmlformats.org/officeDocument/2006/relationships" xmlns:m="http://schemas.openxmlformats.org/officeDocument/2006/math" xmlns:v="urn:schemas-microsoft-com:vml" xmlns:wp14="http://schemas.microsoft.com/office/word/2010/wordprocessingDrawing" xmlns:wp="http://schemas.openxmlformats.org/drawingml/2006/wordprocessingDrawing" xmlns:w10="urn:schemas-microsoft-com:office:word" xmlns:w="http://schemas.openxmlformats.org/wordprocessingml/2006/main" xmlns:w14="http://schemas.microsoft.com/office/word/2010/wordml" xmlns:w15="http://schemas.microsoft.com/office/word/2012/wordml" xmlns:w16cex="http://schemas.microsoft.com/office/word/2018/wordml/cex" xmlns:w16cid="http://schemas.microsoft.com/office/word/2016/wordml/cid" xmlns:w16="http://schemas.microsoft.com/office/word/2018/wordml" xmlns:w16du="http://schemas.microsoft.com/office/word/2023/wordml/word16du" xmlns:w16sdtdh="http://schemas.microsoft.com/office/word/2020/wordml/sdtdatahash" xmlns:w16sdtfl="http://schemas.microsoft.com/office/word/2024/wordml/sdtformatlock" xmlns:w16se="http://schemas.microsoft.com/office/word/2015/wordml/symex" xmlns:wpg="http://schemas.microsoft.com/office/word/2010/wordprocessingGroup" xmlns:wpi="http://schemas.microsoft.com/office/word/2010/wordprocessingInk" xmlns:wne="http://schemas.microsoft.com/office/word/2006/wordml" xmlns:wps="http://schemas.microsoft.com/office/word/2010/wordprocessingShape" mc:Ignorable="w14 w15 w16se w16cid w16 w16cex w16sdtdh w16sdtfl w16du wp14">
   <w:p>
     <w:pPr>
-      <w:pStyle w:val="Fuzeile"/>
+      <w:pStyle w:val="Footer"/>
       <w:jc w:val="right"/>
     </w:pPr>
     <w:r>
       <w:rPr>
-        <w:rStyle w:val="Seitenzahl"/>
+        <w:rStyle w:val="PageNumber"/>
       </w:rPr>
       <w:fldChar w:fldCharType="begin"/>
     </w:r>
     <w:r>
       <w:rPr>
-        <w:rStyle w:val="Seitenzahl"/>
+        <w:rStyle w:val="PageNumber"/>
       </w:rPr>
       <w:instrText xml:space="preserve"> PAGE </w:instrText>
     </w:r>
     <w:r>
       <w:rPr>
-        <w:rStyle w:val="Seitenzahl"/>
+        <w:rStyle w:val="PageNumber"/>
       </w:rPr>
       <w:fldChar w:fldCharType="separate"/>
     </w:r>
     <w:r>
       <w:rPr>
-        <w:rStyle w:val="Seitenzahl"/>
+        <w:rStyle w:val="PageNumber"/>
         <w:noProof/>
       </w:rPr>
       <w:t>2</w:t>
     </w:r>
     <w:r>
       <w:rPr>
-        <w:rStyle w:val="Seitenzahl"/>
+        <w:rStyle w:val="PageNumber"/>
       </w:rPr>
       <w:fldChar w:fldCharType="end"/>
     </w:r>
@@ -14795,7 +16366,7 @@
 <w:hdr xmlns:wpc="http://schemas.microsoft.com/office/word/2010/wordprocessingCanvas" xmlns:cx="http://schemas.microsoft.com/office/drawing/2014/chartex" xmlns:cx1="http://schemas.microsoft.com/office/drawing/2015/9/8/chartex" xmlns:cx2="http://schemas.microsoft.com/office/drawing/2015/10/21/chartex" xmlns:cx3="http://schemas.microsoft.com/office/drawing/2016/5/9/chartex" xmlns:cx4="http://schemas.microsoft.com/office/drawing/2016/5/10/chartex" xmlns:cx5="http://schemas.microsoft.com/office/drawing/2016/5/11/chartex" xmlns:cx6="http://schemas.microsoft.com/office/drawing/2016/5/12/chartex" xmlns:cx7="http://schemas.microsoft.com/office/drawing/2016/5/13/chartex" xmlns:cx8="http://schemas.microsoft.com/office/drawing/2016/5/14/chartex" xmlns:mc="http://schemas.openxmlformats.org/markup-compatibility/2006" xmlns:aink="http://schemas.microsoft.com/office/drawing/2016/ink" xmlns:am3d="http://schemas.microsoft.com/office/drawing/2017/model3d" xmlns:o="urn:schemas-microsoft-com:office:office" xmlns:oel="http://schemas.microsoft.com/office/2019/extlst" xmlns:r="http://schemas.openxmlformats.org/officeDocument/2006/relationships" xmlns:m="http://schemas.openxmlformats.org/officeDocument/2006/math" xmlns:v="urn:schemas-microsoft-com:vml" xmlns:wp14="http://schemas.microsoft.com/office/word/2010/wordprocessingDrawing" xmlns:wp="http://schemas.openxmlformats.org/drawingml/2006/wordprocessingDrawing" xmlns:w10="urn:schemas-microsoft-com:office:word" xmlns:w="http://schemas.openxmlformats.org/wordprocessingml/2006/main" xmlns:w14="http://schemas.microsoft.com/office/word/2010/wordml" xmlns:w15="http://schemas.microsoft.com/office/word/2012/wordml" xmlns:w16cex="http://schemas.microsoft.com/office/word/2018/wordml/cex" xmlns:w16cid="http://schemas.microsoft.com/office/word/2016/wordml/cid" xmlns:w16="http://schemas.microsoft.com/office/word/2018/wordml" xmlns:w16du="http://schemas.microsoft.com/office/word/2023/wordml/word16du" xmlns:w16sdtdh="http://schemas.microsoft.com/office/word/2020/wordml/sdtdatahash" xmlns:w16sdtfl="http://schemas.microsoft.com/office/word/2024/wordml/sdtformatlock" xmlns:w16se="http://schemas.microsoft.com/office/word/2015/wordml/symex" xmlns:wpg="http://schemas.microsoft.com/office/word/2010/wordprocessingGroup" xmlns:wpi="http://schemas.microsoft.com/office/word/2010/wordprocessingInk" xmlns:wne="http://schemas.microsoft.com/office/word/2006/wordml" xmlns:wps="http://schemas.microsoft.com/office/word/2010/wordprocessingShape" mc:Ignorable="w14 w15 w16se w16cid w16 w16cex w16sdtdh w16sdtfl w16du wp14">
   <w:p>
     <w:pPr>
-      <w:pStyle w:val="Kopfzeile"/>
+      <w:pStyle w:val="Header"/>
       <w:jc w:val="center"/>
       <w:rPr>
         <w:rFonts w:asciiTheme="majorHAnsi" w:hAnsiTheme="majorHAnsi" w:cstheme="majorHAnsi"/>
@@ -14816,7 +16387,6 @@
       </w:rPr>
       <w:t xml:space="preserve">Stephan </w:t>
     </w:r>
-    <w:proofErr w:type="spellStart"/>
     <w:r>
       <w:rPr>
         <w:rFonts w:asciiTheme="majorHAnsi" w:hAnsiTheme="majorHAnsi" w:cstheme="majorHAnsi"/>
@@ -14824,7 +16394,6 @@
       </w:rPr>
       <w:t>Lensch</w:t>
     </w:r>
-    <w:proofErr w:type="spellEnd"/>
     <w:r>
       <w:rPr>
         <w:rFonts w:asciiTheme="majorHAnsi" w:hAnsiTheme="majorHAnsi" w:cstheme="majorHAnsi"/>
@@ -14842,7 +16411,7 @@
   </w:p>
   <w:p>
     <w:pPr>
-      <w:pStyle w:val="Kopfzeile"/>
+      <w:pStyle w:val="Header"/>
       <w:jc w:val="center"/>
       <w:rPr>
         <w:rFonts w:asciiTheme="majorHAnsi" w:hAnsiTheme="majorHAnsi" w:cstheme="majorHAnsi"/>
@@ -14870,15 +16439,7 @@
           <w:rFonts w:asciiTheme="majorHAnsi" w:hAnsiTheme="majorHAnsi" w:cstheme="majorHAnsi"/>
           <w:lang w:val="en-US"/>
         </w:rPr>
-        <w:t>stephan.lensch</w:t>
-      </w:r>
-      <w:r>
-        <w:rPr>
-          <w:rStyle w:val="Hyperlink"/>
-          <w:rFonts w:asciiTheme="majorHAnsi" w:hAnsiTheme="majorHAnsi" w:cstheme="majorHAnsi"/>
-          <w:lang w:val="en-US"/>
-        </w:rPr>
-        <w:t>@wels-holding.com</w:t>
+        <w:t>stephan.lensch@wels-holding.com</w:t>
       </w:r>
     </w:hyperlink>
   </w:p>
@@ -16474,11 +18035,11 @@
     <w:lsdException w:name="Unresolved Mention" w:semiHidden="1" w:unhideWhenUsed="1"/>
     <w:lsdException w:name="Smart Link" w:semiHidden="1" w:unhideWhenUsed="1"/>
   </w:latentStyles>
-  <w:style w:type="paragraph" w:default="1" w:styleId="Standard">
+  <w:style w:type="paragraph" w:default="1" w:styleId="Normal">
     <w:name w:val="Normal"/>
     <w:qFormat/>
   </w:style>
-  <w:style w:type="paragraph" w:styleId="berschrift1">
+  <w:style w:type="paragraph" w:styleId="Heading1">
     <w:name w:val="heading 1"/>
     <w:basedOn w:val="Standard1"/>
     <w:next w:val="Standard1"/>
@@ -16488,7 +18049,7 @@
       <w:outlineLvl w:val="0"/>
     </w:pPr>
   </w:style>
-  <w:style w:type="paragraph" w:styleId="berschrift2">
+  <w:style w:type="paragraph" w:styleId="Heading2">
     <w:name w:val="heading 2"/>
     <w:basedOn w:val="Standard1"/>
     <w:next w:val="Standard1"/>
@@ -16499,7 +18060,7 @@
       <w:outlineLvl w:val="1"/>
     </w:pPr>
   </w:style>
-  <w:style w:type="paragraph" w:styleId="berschrift3">
+  <w:style w:type="paragraph" w:styleId="Heading3">
     <w:name w:val="heading 3"/>
     <w:basedOn w:val="Standard1"/>
     <w:next w:val="Standard1"/>
@@ -16512,7 +18073,7 @@
       <w:b/>
     </w:rPr>
   </w:style>
-  <w:style w:type="paragraph" w:styleId="berschrift4">
+  <w:style w:type="paragraph" w:styleId="Heading4">
     <w:name w:val="heading 4"/>
     <w:basedOn w:val="Standard1"/>
     <w:next w:val="Standard1"/>
@@ -16524,13 +18085,13 @@
       <w:b/>
     </w:rPr>
   </w:style>
-  <w:style w:type="character" w:default="1" w:styleId="Absatz-Standardschriftart">
+  <w:style w:type="character" w:default="1" w:styleId="DefaultParagraphFont">
     <w:name w:val="Default Paragraph Font"/>
     <w:uiPriority w:val="1"/>
     <w:semiHidden/>
     <w:unhideWhenUsed/>
   </w:style>
-  <w:style w:type="table" w:default="1" w:styleId="NormaleTabelle">
+  <w:style w:type="table" w:default="1" w:styleId="TableNormal">
     <w:name w:val="Normal Table"/>
     <w:uiPriority w:val="99"/>
     <w:semiHidden/>
@@ -16545,7 +18106,7 @@
       </w:tblCellMar>
     </w:tblPr>
   </w:style>
-  <w:style w:type="numbering" w:default="1" w:styleId="KeineListe">
+  <w:style w:type="numbering" w:default="1" w:styleId="NoList">
     <w:name w:val="No List"/>
     <w:uiPriority w:val="99"/>
     <w:semiHidden/>
@@ -16580,11 +18141,11 @@
       <w:spacing w:before="0" w:after="120"/>
     </w:pPr>
   </w:style>
-  <w:style w:type="paragraph" w:styleId="Liste">
+  <w:style w:type="paragraph" w:styleId="List">
     <w:name w:val="List"/>
     <w:basedOn w:val="Textbody"/>
   </w:style>
-  <w:style w:type="paragraph" w:styleId="Beschriftung">
+  <w:style w:type="paragraph" w:styleId="Caption">
     <w:name w:val="caption"/>
     <w:basedOn w:val="Standard1"/>
     <w:pPr>
@@ -16599,11 +18160,11 @@
       <w:suppressLineNumbers/>
     </w:pPr>
   </w:style>
-  <w:style w:type="paragraph" w:styleId="Kopfzeile">
+  <w:style w:type="paragraph" w:styleId="Header">
     <w:name w:val="header"/>
     <w:basedOn w:val="Standard1"/>
   </w:style>
-  <w:style w:type="paragraph" w:styleId="Fuzeile">
+  <w:style w:type="paragraph" w:styleId="Footer">
     <w:name w:val="footer"/>
     <w:basedOn w:val="Standard1"/>
   </w:style>
@@ -16894,14 +18455,14 @@
   <w:style w:type="character" w:customStyle="1" w:styleId="Absatzstandardschriftart">
     <w:name w:val="Absatzstandardschriftart"/>
   </w:style>
-  <w:style w:type="character" w:styleId="Seitenzahl">
+  <w:style w:type="character" w:styleId="PageNumber">
     <w:name w:val="page number"/>
     <w:basedOn w:val="Absatzstandardschriftart"/>
   </w:style>
   <w:style w:type="character" w:customStyle="1" w:styleId="berschrift3Zeichen">
     <w:name w:val="Überschrift 3 Zeichen"/>
   </w:style>
-  <w:style w:type="character" w:styleId="Hervorhebung">
+  <w:style w:type="character" w:styleId="Emphasis">
     <w:name w:val="Emphasis"/>
     <w:rPr>
       <w:i/>
@@ -16925,7 +18486,7 @@
   </w:style>
   <w:style w:type="numbering" w:customStyle="1" w:styleId="WW8Num1">
     <w:name w:val="WW8Num1"/>
-    <w:basedOn w:val="KeineListe"/>
+    <w:basedOn w:val="NoList"/>
     <w:pPr>
       <w:numPr>
         <w:numId w:val="1"/>
@@ -16934,7 +18495,7 @@
   </w:style>
   <w:style w:type="numbering" w:customStyle="1" w:styleId="WW8Num2">
     <w:name w:val="WW8Num2"/>
-    <w:basedOn w:val="KeineListe"/>
+    <w:basedOn w:val="NoList"/>
     <w:pPr>
       <w:numPr>
         <w:numId w:val="2"/>
@@ -16943,7 +18504,7 @@
   </w:style>
   <w:style w:type="numbering" w:customStyle="1" w:styleId="WW8Num3">
     <w:name w:val="WW8Num3"/>
-    <w:basedOn w:val="KeineListe"/>
+    <w:basedOn w:val="NoList"/>
     <w:pPr>
       <w:numPr>
         <w:numId w:val="3"/>
@@ -16952,7 +18513,7 @@
   </w:style>
   <w:style w:type="numbering" w:customStyle="1" w:styleId="WW8Num4">
     <w:name w:val="WW8Num4"/>
-    <w:basedOn w:val="KeineListe"/>
+    <w:basedOn w:val="NoList"/>
     <w:pPr>
       <w:numPr>
         <w:numId w:val="4"/>
@@ -16961,7 +18522,7 @@
   </w:style>
   <w:style w:type="numbering" w:customStyle="1" w:styleId="WW8Num5">
     <w:name w:val="WW8Num5"/>
-    <w:basedOn w:val="KeineListe"/>
+    <w:basedOn w:val="NoList"/>
     <w:pPr>
       <w:numPr>
         <w:numId w:val="5"/>
@@ -16970,7 +18531,7 @@
   </w:style>
   <w:style w:type="numbering" w:customStyle="1" w:styleId="WW8Num6">
     <w:name w:val="WW8Num6"/>
-    <w:basedOn w:val="KeineListe"/>
+    <w:basedOn w:val="NoList"/>
     <w:pPr>
       <w:numPr>
         <w:numId w:val="6"/>
@@ -16979,17 +18540,17 @@
   </w:style>
   <w:style w:type="numbering" w:customStyle="1" w:styleId="WW8Num7">
     <w:name w:val="WW8Num7"/>
-    <w:basedOn w:val="KeineListe"/>
+    <w:basedOn w:val="NoList"/>
     <w:pPr>
       <w:numPr>
         <w:numId w:val="13"/>
       </w:numPr>
     </w:pPr>
   </w:style>
-  <w:style w:type="paragraph" w:styleId="Sprechblasentext">
+  <w:style w:type="paragraph" w:styleId="BalloonText">
     <w:name w:val="Balloon Text"/>
-    <w:basedOn w:val="Standard"/>
-    <w:link w:val="SprechblasentextZchn"/>
+    <w:basedOn w:val="Normal"/>
+    <w:link w:val="BalloonTextChar"/>
     <w:uiPriority w:val="99"/>
     <w:semiHidden/>
     <w:unhideWhenUsed/>
@@ -17000,10 +18561,10 @@
       <w:szCs w:val="16"/>
     </w:rPr>
   </w:style>
-  <w:style w:type="character" w:customStyle="1" w:styleId="SprechblasentextZchn">
-    <w:name w:val="Sprechblasentext Zchn"/>
-    <w:basedOn w:val="Absatz-Standardschriftart"/>
-    <w:link w:val="Sprechblasentext"/>
+  <w:style w:type="character" w:customStyle="1" w:styleId="BalloonTextChar">
+    <w:name w:val="Balloon Text Char"/>
+    <w:basedOn w:val="DefaultParagraphFont"/>
+    <w:link w:val="BalloonText"/>
     <w:uiPriority w:val="99"/>
     <w:semiHidden/>
     <w:rsid w:val="00D76058"/>
@@ -17013,9 +18574,9 @@
       <w:szCs w:val="16"/>
     </w:rPr>
   </w:style>
-  <w:style w:type="table" w:styleId="Tabellenraster">
+  <w:style w:type="table" w:styleId="TableGrid">
     <w:name w:val="Table Grid"/>
-    <w:basedOn w:val="NormaleTabelle"/>
+    <w:basedOn w:val="TableNormal"/>
     <w:uiPriority w:val="39"/>
     <w:rsid w:val="00AB7E5F"/>
     <w:tblPr>
@@ -17031,7 +18592,7 @@
   </w:style>
   <w:style w:type="character" w:styleId="Hyperlink">
     <w:name w:val="Hyperlink"/>
-    <w:basedOn w:val="Absatz-Standardschriftart"/>
+    <w:basedOn w:val="DefaultParagraphFont"/>
     <w:uiPriority w:val="99"/>
     <w:unhideWhenUsed/>
     <w:rsid w:val="00875160"/>
@@ -17040,9 +18601,9 @@
       <w:u w:val="single"/>
     </w:rPr>
   </w:style>
-  <w:style w:type="character" w:styleId="NichtaufgelsteErwhnung">
+  <w:style w:type="character" w:styleId="UnresolvedMention">
     <w:name w:val="Unresolved Mention"/>
-    <w:basedOn w:val="Absatz-Standardschriftart"/>
+    <w:basedOn w:val="DefaultParagraphFont"/>
     <w:uiPriority w:val="99"/>
     <w:semiHidden/>
     <w:unhideWhenUsed/>
@@ -17052,9 +18613,9 @@
       <w:shd w:val="clear" w:color="auto" w:fill="E1DFDD"/>
     </w:rPr>
   </w:style>
-  <w:style w:type="character" w:styleId="BesuchterLink">
+  <w:style w:type="character" w:styleId="FollowedHyperlink">
     <w:name w:val="FollowedHyperlink"/>
-    <w:basedOn w:val="Absatz-Standardschriftart"/>
+    <w:basedOn w:val="DefaultParagraphFont"/>
     <w:uiPriority w:val="99"/>
     <w:semiHidden/>
     <w:unhideWhenUsed/>
